--- a/templates/şablonlar/2. Basınçlı Kaplar/Buhar Kazanı/FR7.2.17 Buhar Kazanı Muayene ve Ölçüm Raporu.docx
+++ b/templates/şablonlar/2. Basınçlı Kaplar/Buhar Kazanı/FR7.2.17 Buhar Kazanı Muayene ve Ölçüm Raporu.docx
@@ -1,6 +1,6 @@
 
 <file path=word/document.xml><?xml version="1.0" encoding="utf-8"?>
-<w:document xmlns:wpc="http://schemas.microsoft.com/office/word/2010/wordprocessingCanvas" xmlns:cx="http://schemas.microsoft.com/office/drawing/2014/chartex" xmlns:cx1="http://schemas.microsoft.com/office/drawing/2015/9/8/chartex" xmlns:cx2="http://schemas.microsoft.com/office/drawing/2015/10/21/chartex" xmlns:cx3="http://schemas.microsoft.com/office/drawing/2016/5/9/chartex" xmlns:cx4="http://schemas.microsoft.com/office/drawing/2016/5/10/chartex" xmlns:cx5="http://schemas.microsoft.com/office/drawing/2016/5/11/chartex" xmlns:cx6="http://schemas.microsoft.com/office/drawing/2016/5/12/chartex" xmlns:cx7="http://schemas.microsoft.com/office/drawing/2016/5/13/chartex" xmlns:cx8="http://schemas.microsoft.com/office/drawing/2016/5/14/chartex" xmlns:mc="http://schemas.openxmlformats.org/markup-compatibility/2006" xmlns:aink="http://schemas.microsoft.com/office/drawing/2016/ink" xmlns:am3d="http://schemas.microsoft.com/office/drawing/2017/model3d" xmlns:o="urn:schemas-microsoft-com:office:office" xmlns:oel="http://schemas.microsoft.com/office/2019/extlst" xmlns:r="http://schemas.openxmlformats.org/officeDocument/2006/relationships" xmlns:m="http://schemas.openxmlformats.org/officeDocument/2006/math" xmlns:v="urn:schemas-microsoft-com:vml" xmlns:wp14="http://schemas.microsoft.com/office/word/2010/wordprocessingDrawing" xmlns:wp="http://schemas.openxmlformats.org/drawingml/2006/wordprocessingDrawing" xmlns:w10="urn:schemas-microsoft-com:office:word" xmlns:w="http://schemas.openxmlformats.org/wordprocessingml/2006/main" xmlns:w14="http://schemas.microsoft.com/office/word/2010/wordml" xmlns:w15="http://schemas.microsoft.com/office/word/2012/wordml" xmlns:w16cex="http://schemas.microsoft.com/office/word/2018/wordml/cex" xmlns:w16cid="http://schemas.microsoft.com/office/word/2016/wordml/cid" xmlns:w16="http://schemas.microsoft.com/office/word/2018/wordml" xmlns:w16du="http://schemas.microsoft.com/office/word/2023/wordml/word16du" xmlns:w16sdtdh="http://schemas.microsoft.com/office/word/2020/wordml/sdtdatahash" xmlns:w16se="http://schemas.microsoft.com/office/word/2015/wordml/symex" xmlns:wpg="http://schemas.microsoft.com/office/word/2010/wordprocessingGroup" xmlns:wpi="http://schemas.microsoft.com/office/word/2010/wordprocessingInk" xmlns:wne="http://schemas.microsoft.com/office/word/2006/wordml" xmlns:wps="http://schemas.microsoft.com/office/word/2010/wordprocessingShape" mc:Ignorable="w14 w15 w16se w16cid w16 w16cex w16sdtdh w16du wp14">
+<w:document xmlns:wpc="http://schemas.microsoft.com/office/word/2010/wordprocessingCanvas" xmlns:cx="http://schemas.microsoft.com/office/drawing/2014/chartex" xmlns:cx1="http://schemas.microsoft.com/office/drawing/2015/9/8/chartex" xmlns:cx2="http://schemas.microsoft.com/office/drawing/2015/10/21/chartex" xmlns:cx3="http://schemas.microsoft.com/office/drawing/2016/5/9/chartex" xmlns:cx4="http://schemas.microsoft.com/office/drawing/2016/5/10/chartex" xmlns:cx5="http://schemas.microsoft.com/office/drawing/2016/5/11/chartex" xmlns:cx6="http://schemas.microsoft.com/office/drawing/2016/5/12/chartex" xmlns:cx7="http://schemas.microsoft.com/office/drawing/2016/5/13/chartex" xmlns:cx8="http://schemas.microsoft.com/office/drawing/2016/5/14/chartex" xmlns:mc="http://schemas.openxmlformats.org/markup-compatibility/2006" xmlns:aink="http://schemas.microsoft.com/office/drawing/2016/ink" xmlns:am3d="http://schemas.microsoft.com/office/drawing/2017/model3d" xmlns:o="urn:schemas-microsoft-com:office:office" xmlns:oel="http://schemas.microsoft.com/office/2019/extlst" xmlns:r="http://schemas.openxmlformats.org/officeDocument/2006/relationships" xmlns:m="http://schemas.openxmlformats.org/officeDocument/2006/math" xmlns:v="urn:schemas-microsoft-com:vml" xmlns:wp14="http://schemas.microsoft.com/office/word/2010/wordprocessingDrawing" xmlns:wp="http://schemas.openxmlformats.org/drawingml/2006/wordprocessingDrawing" xmlns:w10="urn:schemas-microsoft-com:office:word" xmlns:w="http://schemas.openxmlformats.org/wordprocessingml/2006/main" xmlns:w14="http://schemas.microsoft.com/office/word/2010/wordml" xmlns:w15="http://schemas.microsoft.com/office/word/2012/wordml" xmlns:w16cex="http://schemas.microsoft.com/office/word/2018/wordml/cex" xmlns:w16cid="http://schemas.microsoft.com/office/word/2016/wordml/cid" xmlns:w16="http://schemas.microsoft.com/office/word/2018/wordml" xmlns:w16du="http://schemas.microsoft.com/office/word/2023/wordml/word16du" xmlns:w16sdtdh="http://schemas.microsoft.com/office/word/2020/wordml/sdtdatahash" xmlns:w16sdtfl="http://schemas.microsoft.com/office/word/2024/wordml/sdtformatlock" xmlns:w16se="http://schemas.microsoft.com/office/word/2015/wordml/symex" xmlns:wpg="http://schemas.microsoft.com/office/word/2010/wordprocessingGroup" xmlns:wpi="http://schemas.microsoft.com/office/word/2010/wordprocessingInk" xmlns:wne="http://schemas.microsoft.com/office/word/2006/wordml" xmlns:wps="http://schemas.microsoft.com/office/word/2010/wordprocessingShape" mc:Ignorable="w14 w15 w16se w16cid w16 w16cex w16sdtdh w16sdtfl w16du wp14">
   <w:body>
     <w:tbl>
       <w:tblPr>
@@ -278,7 +278,25 @@
                 <w:sz w:val="16"/>
                 <w:szCs w:val="16"/>
               </w:rPr>
-              <w:t xml:space="preserve"> Basıncı ( Bar )</w:t>
+              <w:t xml:space="preserve"> Basıncı </w:t>
+            </w:r>
+            <w:proofErr w:type="gramStart"/>
+            <w:r>
+              <w:rPr>
+                <w:rFonts w:asciiTheme="minorHAnsi" w:hAnsiTheme="minorHAnsi" w:cs="Tahoma"/>
+                <w:sz w:val="16"/>
+                <w:szCs w:val="16"/>
+              </w:rPr>
+              <w:t>( Bar</w:t>
+            </w:r>
+            <w:proofErr w:type="gramEnd"/>
+            <w:r>
+              <w:rPr>
+                <w:rFonts w:asciiTheme="minorHAnsi" w:hAnsiTheme="minorHAnsi" w:cs="Tahoma"/>
+                <w:sz w:val="16"/>
+                <w:szCs w:val="16"/>
+              </w:rPr>
+              <w:t xml:space="preserve"> )</w:t>
             </w:r>
           </w:p>
         </w:tc>
@@ -1102,7 +1120,6 @@
         <w:tc>
           <w:tcPr>
             <w:tcW w:w="4678" w:type="dxa"/>
-            <w:shd w:val="clear" w:color="auto" w:fill="auto"/>
             <w:vAlign w:val="center"/>
           </w:tcPr>
           <w:p>
@@ -2492,525 +2509,95 @@
                 <w:b/>
                 <w:sz w:val="13"/>
                 <w:szCs w:val="16"/>
-                <w:lang w:val="en-US"/>
-              </w:rPr>
-            </w:pPr>
-            <w:proofErr w:type="spellStart"/>
+              </w:rPr>
+            </w:pPr>
             <w:r>
               <w:rPr>
                 <w:rFonts w:asciiTheme="minorHAnsi" w:hAnsiTheme="minorHAnsi" w:cs="Tahoma"/>
                 <w:b/>
                 <w:sz w:val="13"/>
                 <w:szCs w:val="16"/>
-                <w:lang w:val="en-US"/>
-              </w:rPr>
-              <w:t>İş</w:t>
-            </w:r>
-            <w:proofErr w:type="spellEnd"/>
+              </w:rPr>
+              <w:t>İş Ekipmanlarının Kullanımında Sağlık ve Güvenlik Şartları Yönetmeliği</w:t>
+            </w:r>
+          </w:p>
+          <w:p>
+            <w:pPr>
+              <w:rPr>
+                <w:rFonts w:asciiTheme="minorHAnsi" w:hAnsiTheme="minorHAnsi" w:cs="Tahoma"/>
+                <w:bCs/>
+                <w:sz w:val="13"/>
+                <w:szCs w:val="16"/>
+              </w:rPr>
+            </w:pPr>
             <w:r>
               <w:rPr>
                 <w:rFonts w:asciiTheme="minorHAnsi" w:hAnsiTheme="minorHAnsi" w:cs="Tahoma"/>
                 <w:b/>
                 <w:sz w:val="13"/>
                 <w:szCs w:val="16"/>
-                <w:lang w:val="en-US"/>
-              </w:rPr>
-              <w:t xml:space="preserve"> </w:t>
-            </w:r>
-            <w:proofErr w:type="spellStart"/>
+              </w:rPr>
+              <w:t xml:space="preserve">TS 497 </w:t>
+            </w:r>
+            <w:proofErr w:type="gramStart"/>
+            <w:r>
+              <w:rPr>
+                <w:rFonts w:asciiTheme="minorHAnsi" w:hAnsiTheme="minorHAnsi" w:cs="Tahoma"/>
+                <w:bCs/>
+                <w:sz w:val="13"/>
+                <w:szCs w:val="16"/>
+              </w:rPr>
+              <w:t>Kazanlar -</w:t>
+            </w:r>
+            <w:proofErr w:type="gramEnd"/>
+            <w:r>
+              <w:rPr>
+                <w:rFonts w:asciiTheme="minorHAnsi" w:hAnsiTheme="minorHAnsi" w:cs="Tahoma"/>
+                <w:bCs/>
+                <w:sz w:val="13"/>
+                <w:szCs w:val="16"/>
+              </w:rPr>
+              <w:t xml:space="preserve"> Çelik malzemeden (kaynaklı)</w:t>
+            </w:r>
             <w:r>
               <w:rPr>
                 <w:rFonts w:asciiTheme="minorHAnsi" w:hAnsiTheme="minorHAnsi" w:cs="Tahoma"/>
                 <w:b/>
                 <w:sz w:val="13"/>
                 <w:szCs w:val="16"/>
-                <w:lang w:val="en-US"/>
-              </w:rPr>
-              <w:t>Ekipmanlarının</w:t>
-            </w:r>
-            <w:proofErr w:type="spellEnd"/>
-            <w:r>
-              <w:rPr>
-                <w:rFonts w:asciiTheme="minorHAnsi" w:hAnsiTheme="minorHAnsi" w:cs="Tahoma"/>
-                <w:b/>
-                <w:sz w:val="13"/>
-                <w:szCs w:val="16"/>
-                <w:lang w:val="en-US"/>
-              </w:rPr>
-              <w:t xml:space="preserve"> </w:t>
-            </w:r>
-            <w:proofErr w:type="spellStart"/>
-            <w:r>
-              <w:rPr>
-                <w:rFonts w:asciiTheme="minorHAnsi" w:hAnsiTheme="minorHAnsi" w:cs="Tahoma"/>
-                <w:b/>
-                <w:sz w:val="13"/>
-                <w:szCs w:val="16"/>
-                <w:lang w:val="en-US"/>
-              </w:rPr>
-              <w:t>Kullanımında</w:t>
-            </w:r>
-            <w:proofErr w:type="spellEnd"/>
-            <w:r>
-              <w:rPr>
-                <w:rFonts w:asciiTheme="minorHAnsi" w:hAnsiTheme="minorHAnsi" w:cs="Tahoma"/>
-                <w:b/>
-                <w:sz w:val="13"/>
-                <w:szCs w:val="16"/>
-                <w:lang w:val="en-US"/>
-              </w:rPr>
-              <w:t xml:space="preserve"> </w:t>
-            </w:r>
-            <w:proofErr w:type="spellStart"/>
-            <w:r>
-              <w:rPr>
-                <w:rFonts w:asciiTheme="minorHAnsi" w:hAnsiTheme="minorHAnsi" w:cs="Tahoma"/>
-                <w:b/>
-                <w:sz w:val="13"/>
-                <w:szCs w:val="16"/>
-                <w:lang w:val="en-US"/>
-              </w:rPr>
-              <w:t>Sağlık</w:t>
-            </w:r>
-            <w:proofErr w:type="spellEnd"/>
-            <w:r>
-              <w:rPr>
-                <w:rFonts w:asciiTheme="minorHAnsi" w:hAnsiTheme="minorHAnsi" w:cs="Tahoma"/>
-                <w:b/>
-                <w:sz w:val="13"/>
-                <w:szCs w:val="16"/>
-                <w:lang w:val="en-US"/>
-              </w:rPr>
-              <w:t xml:space="preserve"> </w:t>
-            </w:r>
-            <w:proofErr w:type="spellStart"/>
-            <w:r>
-              <w:rPr>
-                <w:rFonts w:asciiTheme="minorHAnsi" w:hAnsiTheme="minorHAnsi" w:cs="Tahoma"/>
-                <w:b/>
-                <w:sz w:val="13"/>
-                <w:szCs w:val="16"/>
-                <w:lang w:val="en-US"/>
-              </w:rPr>
-              <w:t>ve</w:t>
-            </w:r>
-            <w:proofErr w:type="spellEnd"/>
-            <w:r>
-              <w:rPr>
-                <w:rFonts w:asciiTheme="minorHAnsi" w:hAnsiTheme="minorHAnsi" w:cs="Tahoma"/>
-                <w:b/>
-                <w:sz w:val="13"/>
-                <w:szCs w:val="16"/>
-                <w:lang w:val="en-US"/>
-              </w:rPr>
-              <w:t xml:space="preserve"> </w:t>
-            </w:r>
-            <w:proofErr w:type="spellStart"/>
-            <w:r>
-              <w:rPr>
-                <w:rFonts w:asciiTheme="minorHAnsi" w:hAnsiTheme="minorHAnsi" w:cs="Tahoma"/>
-                <w:b/>
-                <w:sz w:val="13"/>
-                <w:szCs w:val="16"/>
-                <w:lang w:val="en-US"/>
-              </w:rPr>
-              <w:t>Güvenlik</w:t>
-            </w:r>
-            <w:proofErr w:type="spellEnd"/>
-            <w:r>
-              <w:rPr>
-                <w:rFonts w:asciiTheme="minorHAnsi" w:hAnsiTheme="minorHAnsi" w:cs="Tahoma"/>
-                <w:b/>
-                <w:sz w:val="13"/>
-                <w:szCs w:val="16"/>
-                <w:lang w:val="en-US"/>
-              </w:rPr>
-              <w:t xml:space="preserve"> </w:t>
-            </w:r>
-            <w:proofErr w:type="spellStart"/>
-            <w:r>
-              <w:rPr>
-                <w:rFonts w:asciiTheme="minorHAnsi" w:hAnsiTheme="minorHAnsi" w:cs="Tahoma"/>
-                <w:b/>
-                <w:sz w:val="13"/>
-                <w:szCs w:val="16"/>
-                <w:lang w:val="en-US"/>
-              </w:rPr>
-              <w:t>Şartları</w:t>
-            </w:r>
-            <w:proofErr w:type="spellEnd"/>
-            <w:r>
-              <w:rPr>
-                <w:rFonts w:asciiTheme="minorHAnsi" w:hAnsiTheme="minorHAnsi" w:cs="Tahoma"/>
-                <w:b/>
-                <w:sz w:val="13"/>
-                <w:szCs w:val="16"/>
-                <w:lang w:val="en-US"/>
-              </w:rPr>
-              <w:t xml:space="preserve"> </w:t>
-            </w:r>
-            <w:proofErr w:type="spellStart"/>
-            <w:r>
-              <w:rPr>
-                <w:rFonts w:asciiTheme="minorHAnsi" w:hAnsiTheme="minorHAnsi" w:cs="Tahoma"/>
-                <w:b/>
-                <w:sz w:val="13"/>
-                <w:szCs w:val="16"/>
-                <w:lang w:val="en-US"/>
-              </w:rPr>
-              <w:t>Yönetmeliği</w:t>
-            </w:r>
-            <w:proofErr w:type="spellEnd"/>
-          </w:p>
-          <w:p>
-            <w:pPr>
+              </w:rPr>
+              <w:br/>
+              <w:t xml:space="preserve">TS EN 12953-2 </w:t>
+            </w:r>
+            <w:r>
               <w:rPr>
                 <w:rFonts w:asciiTheme="minorHAnsi" w:hAnsiTheme="minorHAnsi" w:cs="Tahoma"/>
                 <w:bCs/>
                 <w:sz w:val="13"/>
                 <w:szCs w:val="16"/>
-                <w:lang w:val="en-US"/>
-              </w:rPr>
-            </w:pPr>
-            <w:r>
-              <w:rPr>
-                <w:rFonts w:asciiTheme="minorHAnsi" w:hAnsiTheme="minorHAnsi" w:cs="Tahoma"/>
-                <w:b/>
-                <w:sz w:val="13"/>
-                <w:szCs w:val="16"/>
-                <w:lang w:val="en-US"/>
-              </w:rPr>
-              <w:t>TS 497</w:t>
-            </w:r>
-            <w:r>
-              <w:rPr>
-                <w:rFonts w:asciiTheme="minorHAnsi" w:hAnsiTheme="minorHAnsi" w:cs="Tahoma"/>
-                <w:b/>
-                <w:sz w:val="13"/>
-                <w:szCs w:val="16"/>
-                <w:lang w:val="en-US"/>
-              </w:rPr>
-              <w:t xml:space="preserve"> </w:t>
-            </w:r>
-            <w:proofErr w:type="spellStart"/>
+              </w:rPr>
+              <w:t xml:space="preserve">Silindirik </w:t>
+            </w:r>
+            <w:proofErr w:type="gramStart"/>
             <w:r>
               <w:rPr>
                 <w:rFonts w:asciiTheme="minorHAnsi" w:hAnsiTheme="minorHAnsi" w:cs="Tahoma"/>
                 <w:bCs/>
                 <w:sz w:val="13"/>
                 <w:szCs w:val="16"/>
-                <w:lang w:val="en-US"/>
-              </w:rPr>
-              <w:t>Kazanlar</w:t>
-            </w:r>
-            <w:proofErr w:type="spellEnd"/>
+              </w:rPr>
+              <w:t>kazanlar -</w:t>
+            </w:r>
+            <w:proofErr w:type="gramEnd"/>
             <w:r>
               <w:rPr>
                 <w:rFonts w:asciiTheme="minorHAnsi" w:hAnsiTheme="minorHAnsi" w:cs="Tahoma"/>
                 <w:bCs/>
                 <w:sz w:val="13"/>
                 <w:szCs w:val="16"/>
-                <w:lang w:val="en-US"/>
-              </w:rPr>
-              <w:t xml:space="preserve"> - Çelik </w:t>
-            </w:r>
-            <w:proofErr w:type="spellStart"/>
-            <w:r>
-              <w:rPr>
-                <w:rFonts w:asciiTheme="minorHAnsi" w:hAnsiTheme="minorHAnsi" w:cs="Tahoma"/>
-                <w:bCs/>
-                <w:sz w:val="13"/>
-                <w:szCs w:val="16"/>
-                <w:lang w:val="en-US"/>
-              </w:rPr>
-              <w:t>malzemeden</w:t>
-            </w:r>
-            <w:proofErr w:type="spellEnd"/>
-            <w:r>
-              <w:rPr>
-                <w:rFonts w:asciiTheme="minorHAnsi" w:hAnsiTheme="minorHAnsi" w:cs="Tahoma"/>
-                <w:bCs/>
-                <w:sz w:val="13"/>
-                <w:szCs w:val="16"/>
-                <w:lang w:val="en-US"/>
-              </w:rPr>
-              <w:t xml:space="preserve"> (kaynaklı)</w:t>
-            </w:r>
-            <w:r>
-              <w:rPr>
-                <w:rFonts w:asciiTheme="minorHAnsi" w:hAnsiTheme="minorHAnsi" w:cs="Tahoma"/>
-                <w:b/>
-                <w:sz w:val="13"/>
-                <w:szCs w:val="16"/>
-                <w:lang w:val="en-US"/>
-              </w:rPr>
-              <w:br/>
-              <w:t>TS EN 12953-2</w:t>
-            </w:r>
-            <w:r>
-              <w:rPr>
-                <w:rFonts w:asciiTheme="minorHAnsi" w:hAnsiTheme="minorHAnsi" w:cs="Tahoma"/>
-                <w:b/>
-                <w:sz w:val="13"/>
-                <w:szCs w:val="16"/>
-                <w:lang w:val="en-US"/>
-              </w:rPr>
-              <w:t xml:space="preserve"> </w:t>
-            </w:r>
-            <w:proofErr w:type="spellStart"/>
-            <w:r>
-              <w:rPr>
-                <w:rFonts w:asciiTheme="minorHAnsi" w:hAnsiTheme="minorHAnsi" w:cs="Tahoma"/>
-                <w:bCs/>
-                <w:sz w:val="13"/>
-                <w:szCs w:val="16"/>
-                <w:lang w:val="en-US"/>
-              </w:rPr>
-              <w:t>Silindirik</w:t>
-            </w:r>
-            <w:proofErr w:type="spellEnd"/>
-            <w:r>
-              <w:rPr>
-                <w:rFonts w:asciiTheme="minorHAnsi" w:hAnsiTheme="minorHAnsi" w:cs="Tahoma"/>
-                <w:bCs/>
-                <w:sz w:val="13"/>
-                <w:szCs w:val="16"/>
-                <w:lang w:val="en-US"/>
-              </w:rPr>
-              <w:t xml:space="preserve"> </w:t>
-            </w:r>
-            <w:proofErr w:type="spellStart"/>
-            <w:r>
-              <w:rPr>
-                <w:rFonts w:asciiTheme="minorHAnsi" w:hAnsiTheme="minorHAnsi" w:cs="Tahoma"/>
-                <w:bCs/>
-                <w:sz w:val="13"/>
-                <w:szCs w:val="16"/>
-                <w:lang w:val="en-US"/>
-              </w:rPr>
-              <w:t>kazanlar</w:t>
-            </w:r>
-            <w:proofErr w:type="spellEnd"/>
-            <w:r>
-              <w:rPr>
-                <w:rFonts w:asciiTheme="minorHAnsi" w:hAnsiTheme="minorHAnsi" w:cs="Tahoma"/>
-                <w:bCs/>
-                <w:sz w:val="13"/>
-                <w:szCs w:val="16"/>
-                <w:lang w:val="en-US"/>
-              </w:rPr>
-              <w:t xml:space="preserve"> - </w:t>
-            </w:r>
-            <w:proofErr w:type="spellStart"/>
-            <w:r>
-              <w:rPr>
-                <w:rFonts w:asciiTheme="minorHAnsi" w:hAnsiTheme="minorHAnsi" w:cs="Tahoma"/>
-                <w:bCs/>
-                <w:sz w:val="13"/>
-                <w:szCs w:val="16"/>
-                <w:lang w:val="en-US"/>
-              </w:rPr>
-              <w:t>Bölüm</w:t>
-            </w:r>
-            <w:proofErr w:type="spellEnd"/>
-            <w:r>
-              <w:rPr>
-                <w:rFonts w:asciiTheme="minorHAnsi" w:hAnsiTheme="minorHAnsi" w:cs="Tahoma"/>
-                <w:bCs/>
-                <w:sz w:val="13"/>
-                <w:szCs w:val="16"/>
-                <w:lang w:val="en-US"/>
-              </w:rPr>
-              <w:t xml:space="preserve"> 2: </w:t>
-            </w:r>
-            <w:proofErr w:type="spellStart"/>
-            <w:r>
-              <w:rPr>
-                <w:rFonts w:asciiTheme="minorHAnsi" w:hAnsiTheme="minorHAnsi" w:cs="Tahoma"/>
-                <w:bCs/>
-                <w:sz w:val="13"/>
-                <w:szCs w:val="16"/>
-                <w:lang w:val="en-US"/>
-              </w:rPr>
-              <w:t>Kazanların</w:t>
-            </w:r>
-            <w:proofErr w:type="spellEnd"/>
-            <w:r>
-              <w:rPr>
-                <w:rFonts w:asciiTheme="minorHAnsi" w:hAnsiTheme="minorHAnsi" w:cs="Tahoma"/>
-                <w:bCs/>
-                <w:sz w:val="13"/>
-                <w:szCs w:val="16"/>
-                <w:lang w:val="en-US"/>
-              </w:rPr>
-              <w:t xml:space="preserve"> </w:t>
-            </w:r>
-            <w:proofErr w:type="spellStart"/>
-            <w:r>
-              <w:rPr>
-                <w:rFonts w:asciiTheme="minorHAnsi" w:hAnsiTheme="minorHAnsi" w:cs="Tahoma"/>
-                <w:bCs/>
-                <w:sz w:val="13"/>
-                <w:szCs w:val="16"/>
-                <w:lang w:val="en-US"/>
-              </w:rPr>
-              <w:t>basınca</w:t>
-            </w:r>
-            <w:proofErr w:type="spellEnd"/>
-            <w:r>
-              <w:rPr>
-                <w:rFonts w:asciiTheme="minorHAnsi" w:hAnsiTheme="minorHAnsi" w:cs="Tahoma"/>
-                <w:bCs/>
-                <w:sz w:val="13"/>
-                <w:szCs w:val="16"/>
-                <w:lang w:val="en-US"/>
-              </w:rPr>
-              <w:t xml:space="preserve"> </w:t>
-            </w:r>
-            <w:proofErr w:type="spellStart"/>
-            <w:r>
-              <w:rPr>
-                <w:rFonts w:asciiTheme="minorHAnsi" w:hAnsiTheme="minorHAnsi" w:cs="Tahoma"/>
-                <w:bCs/>
-                <w:sz w:val="13"/>
-                <w:szCs w:val="16"/>
-                <w:lang w:val="en-US"/>
-              </w:rPr>
-              <w:t>maruz</w:t>
-            </w:r>
-            <w:proofErr w:type="spellEnd"/>
-            <w:r>
-              <w:rPr>
-                <w:rFonts w:asciiTheme="minorHAnsi" w:hAnsiTheme="minorHAnsi" w:cs="Tahoma"/>
-                <w:bCs/>
-                <w:sz w:val="13"/>
-                <w:szCs w:val="16"/>
-                <w:lang w:val="en-US"/>
-              </w:rPr>
-              <w:t xml:space="preserve"> </w:t>
-            </w:r>
-            <w:proofErr w:type="spellStart"/>
-            <w:r>
-              <w:rPr>
-                <w:rFonts w:asciiTheme="minorHAnsi" w:hAnsiTheme="minorHAnsi" w:cs="Tahoma"/>
-                <w:bCs/>
-                <w:sz w:val="13"/>
-                <w:szCs w:val="16"/>
-                <w:lang w:val="en-US"/>
-              </w:rPr>
-              <w:t>bölümleri</w:t>
-            </w:r>
-            <w:proofErr w:type="spellEnd"/>
-            <w:r>
-              <w:rPr>
-                <w:rFonts w:asciiTheme="minorHAnsi" w:hAnsiTheme="minorHAnsi" w:cs="Tahoma"/>
-                <w:bCs/>
-                <w:sz w:val="13"/>
-                <w:szCs w:val="16"/>
-                <w:lang w:val="en-US"/>
-              </w:rPr>
-              <w:t xml:space="preserve"> </w:t>
-            </w:r>
-            <w:proofErr w:type="spellStart"/>
-            <w:r>
-              <w:rPr>
-                <w:rFonts w:asciiTheme="minorHAnsi" w:hAnsiTheme="minorHAnsi" w:cs="Tahoma"/>
-                <w:bCs/>
-                <w:sz w:val="13"/>
-                <w:szCs w:val="16"/>
-                <w:lang w:val="en-US"/>
-              </w:rPr>
-              <w:t>ve</w:t>
-            </w:r>
-            <w:proofErr w:type="spellEnd"/>
-            <w:r>
-              <w:rPr>
-                <w:rFonts w:asciiTheme="minorHAnsi" w:hAnsiTheme="minorHAnsi" w:cs="Tahoma"/>
-                <w:bCs/>
-                <w:sz w:val="13"/>
-                <w:szCs w:val="16"/>
-                <w:lang w:val="en-US"/>
-              </w:rPr>
-              <w:t xml:space="preserve"> </w:t>
-            </w:r>
-            <w:proofErr w:type="spellStart"/>
-            <w:r>
-              <w:rPr>
-                <w:rFonts w:asciiTheme="minorHAnsi" w:hAnsiTheme="minorHAnsi" w:cs="Tahoma"/>
-                <w:bCs/>
-                <w:sz w:val="13"/>
-                <w:szCs w:val="16"/>
-                <w:lang w:val="en-US"/>
-              </w:rPr>
-              <w:t>yardımcı</w:t>
-            </w:r>
-            <w:proofErr w:type="spellEnd"/>
-            <w:r>
-              <w:rPr>
-                <w:rFonts w:asciiTheme="minorHAnsi" w:hAnsiTheme="minorHAnsi" w:cs="Tahoma"/>
-                <w:bCs/>
-                <w:sz w:val="13"/>
-                <w:szCs w:val="16"/>
-                <w:lang w:val="en-US"/>
-              </w:rPr>
-              <w:t xml:space="preserve"> </w:t>
-            </w:r>
-            <w:proofErr w:type="spellStart"/>
-            <w:r>
-              <w:rPr>
-                <w:rFonts w:asciiTheme="minorHAnsi" w:hAnsiTheme="minorHAnsi" w:cs="Tahoma"/>
-                <w:bCs/>
-                <w:sz w:val="13"/>
-                <w:szCs w:val="16"/>
-                <w:lang w:val="en-US"/>
-              </w:rPr>
-              <w:t>donanımları</w:t>
-            </w:r>
-            <w:proofErr w:type="spellEnd"/>
-            <w:r>
-              <w:rPr>
-                <w:rFonts w:asciiTheme="minorHAnsi" w:hAnsiTheme="minorHAnsi" w:cs="Tahoma"/>
-                <w:bCs/>
-                <w:sz w:val="13"/>
-                <w:szCs w:val="16"/>
-                <w:lang w:val="en-US"/>
-              </w:rPr>
-              <w:t xml:space="preserve"> </w:t>
-            </w:r>
-            <w:proofErr w:type="spellStart"/>
-            <w:r>
-              <w:rPr>
-                <w:rFonts w:asciiTheme="minorHAnsi" w:hAnsiTheme="minorHAnsi" w:cs="Tahoma"/>
-                <w:bCs/>
-                <w:sz w:val="13"/>
-                <w:szCs w:val="16"/>
-                <w:lang w:val="en-US"/>
-              </w:rPr>
-              <w:t>için</w:t>
-            </w:r>
-            <w:proofErr w:type="spellEnd"/>
-            <w:r>
-              <w:rPr>
-                <w:rFonts w:asciiTheme="minorHAnsi" w:hAnsiTheme="minorHAnsi" w:cs="Tahoma"/>
-                <w:bCs/>
-                <w:sz w:val="13"/>
-                <w:szCs w:val="16"/>
-                <w:lang w:val="en-US"/>
-              </w:rPr>
-              <w:t xml:space="preserve"> </w:t>
-            </w:r>
-            <w:proofErr w:type="spellStart"/>
-            <w:r>
-              <w:rPr>
-                <w:rFonts w:asciiTheme="minorHAnsi" w:hAnsiTheme="minorHAnsi" w:cs="Tahoma"/>
-                <w:bCs/>
-                <w:sz w:val="13"/>
-                <w:szCs w:val="16"/>
-                <w:lang w:val="en-US"/>
-              </w:rPr>
-              <w:t>malzemeler</w:t>
-            </w:r>
-            <w:proofErr w:type="spellEnd"/>
+              </w:rPr>
+              <w:t xml:space="preserve"> Bölüm 2: Kazanların basınca maruz bölümleri ve yardımcı donanımları için malzemeler</w:t>
+            </w:r>
             <w:r>
               <w:rPr>
                 <w:rFonts w:ascii="Verdana" w:hAnsi="Verdana"/>
@@ -3027,7 +2614,6 @@
                 <w:b/>
                 <w:sz w:val="13"/>
                 <w:szCs w:val="16"/>
-                <w:lang w:val="en-US"/>
               </w:rPr>
               <w:t>TS EN 12952-10</w:t>
             </w:r>
@@ -3037,75 +2623,28 @@
                 <w:bCs/>
                 <w:sz w:val="13"/>
                 <w:szCs w:val="16"/>
-                <w:lang w:val="en-US"/>
-              </w:rPr>
-              <w:t xml:space="preserve"> Su </w:t>
-            </w:r>
-            <w:proofErr w:type="spellStart"/>
+              </w:rPr>
+              <w:t xml:space="preserve"> Su borulu kazanlar ve yardımcı </w:t>
+            </w:r>
+            <w:proofErr w:type="gramStart"/>
             <w:r>
               <w:rPr>
                 <w:rFonts w:asciiTheme="minorHAnsi" w:hAnsiTheme="minorHAnsi" w:cs="Tahoma"/>
                 <w:bCs/>
                 <w:sz w:val="13"/>
                 <w:szCs w:val="16"/>
-                <w:lang w:val="en-US"/>
-              </w:rPr>
-              <w:t>borulu</w:t>
-            </w:r>
-            <w:proofErr w:type="spellEnd"/>
+              </w:rPr>
+              <w:t>tesisatları -</w:t>
+            </w:r>
+            <w:proofErr w:type="gramEnd"/>
             <w:r>
               <w:rPr>
                 <w:rFonts w:asciiTheme="minorHAnsi" w:hAnsiTheme="minorHAnsi" w:cs="Tahoma"/>
                 <w:bCs/>
                 <w:sz w:val="13"/>
                 <w:szCs w:val="16"/>
-                <w:lang w:val="en-US"/>
-              </w:rPr>
-              <w:t xml:space="preserve"> </w:t>
-            </w:r>
-            <w:proofErr w:type="spellStart"/>
-            <w:r>
-              <w:rPr>
-                <w:rFonts w:asciiTheme="minorHAnsi" w:hAnsiTheme="minorHAnsi" w:cs="Tahoma"/>
-                <w:bCs/>
-                <w:sz w:val="13"/>
-                <w:szCs w:val="16"/>
-                <w:lang w:val="en-US"/>
-              </w:rPr>
-              <w:t>kazanlar</w:t>
-            </w:r>
-            <w:proofErr w:type="spellEnd"/>
-            <w:r>
-              <w:rPr>
-                <w:rFonts w:asciiTheme="minorHAnsi" w:hAnsiTheme="minorHAnsi" w:cs="Tahoma"/>
-                <w:bCs/>
-                <w:sz w:val="13"/>
-                <w:szCs w:val="16"/>
-                <w:lang w:val="en-US"/>
-              </w:rPr>
-              <w:t xml:space="preserve"> </w:t>
-            </w:r>
-            <w:proofErr w:type="spellStart"/>
-            <w:r>
-              <w:rPr>
-                <w:rFonts w:asciiTheme="minorHAnsi" w:hAnsiTheme="minorHAnsi" w:cs="Tahoma"/>
-                <w:bCs/>
-                <w:sz w:val="13"/>
-                <w:szCs w:val="16"/>
-                <w:lang w:val="en-US"/>
-              </w:rPr>
-              <w:t>ve</w:t>
-            </w:r>
-            <w:proofErr w:type="spellEnd"/>
-            <w:r>
-              <w:rPr>
-                <w:rFonts w:asciiTheme="minorHAnsi" w:hAnsiTheme="minorHAnsi" w:cs="Tahoma"/>
-                <w:bCs/>
-                <w:sz w:val="13"/>
-                <w:szCs w:val="16"/>
-                <w:lang w:val="en-US"/>
-              </w:rPr>
-              <w:t xml:space="preserve"> yardımcı tesisatları - Bölüm 10: Aşırı basınca karşı koruma kuralları</w:t>
+              </w:rPr>
+              <w:t xml:space="preserve"> Bölüm 10: Aşırı basınca karşı koruma kuralları</w:t>
             </w:r>
           </w:p>
         </w:tc>
@@ -3850,7 +3389,7 @@
       </w:tblGrid>
       <w:tr>
         <w:trPr>
-          <w:trHeight w:val="215"/>
+          <w:trHeight w:val="305"/>
         </w:trPr>
         <w:tc>
           <w:tcPr>
@@ -3988,15 +3527,16 @@
                 <w:sz w:val="16"/>
                 <w:szCs w:val="16"/>
               </w:rPr>
-              <w:t xml:space="preserve"> °C</w:t>
-            </w:r>
+              <w:t xml:space="preserve"> °</w:t>
+            </w:r>
+            <w:proofErr w:type="gramStart"/>
             <w:r>
               <w:rPr>
                 <w:rFonts w:asciiTheme="minorHAnsi" w:hAnsiTheme="minorHAnsi"/>
                 <w:sz w:val="16"/>
                 <w:szCs w:val="16"/>
               </w:rPr>
-              <w:t xml:space="preserve">  su ile 12 </w:t>
+              <w:t>C</w:t>
             </w:r>
             <w:r>
               <w:rPr>
@@ -4004,7 +3544,42 @@
                 <w:sz w:val="16"/>
                 <w:szCs w:val="16"/>
               </w:rPr>
-              <w:t xml:space="preserve"> Bar basınçta 30 dakika deney altında tutuldu.</w:t>
+              <w:t xml:space="preserve">  su</w:t>
+            </w:r>
+            <w:proofErr w:type="gramEnd"/>
+            <w:r>
+              <w:rPr>
+                <w:rFonts w:asciiTheme="minorHAnsi" w:hAnsiTheme="minorHAnsi"/>
+                <w:sz w:val="16"/>
+                <w:szCs w:val="16"/>
+              </w:rPr>
+              <w:t xml:space="preserve"> ile </w:t>
+            </w:r>
+            <w:proofErr w:type="gramStart"/>
+            <w:r>
+              <w:rPr>
+                <w:rFonts w:asciiTheme="minorHAnsi" w:hAnsiTheme="minorHAnsi"/>
+                <w:sz w:val="16"/>
+                <w:szCs w:val="16"/>
+              </w:rPr>
+              <w:t xml:space="preserve">12 </w:t>
+            </w:r>
+            <w:r>
+              <w:rPr>
+                <w:rFonts w:asciiTheme="minorHAnsi" w:hAnsiTheme="minorHAnsi"/>
+                <w:sz w:val="16"/>
+                <w:szCs w:val="16"/>
+              </w:rPr>
+              <w:t xml:space="preserve"> Bar</w:t>
+            </w:r>
+            <w:proofErr w:type="gramEnd"/>
+            <w:r>
+              <w:rPr>
+                <w:rFonts w:asciiTheme="minorHAnsi" w:hAnsiTheme="minorHAnsi"/>
+                <w:sz w:val="16"/>
+                <w:szCs w:val="16"/>
+              </w:rPr>
+              <w:t xml:space="preserve"> basınçta 30 dakika deney altında tutuldu.</w:t>
             </w:r>
           </w:p>
           <w:p>
@@ -4233,6 +3808,7 @@
                 <w:sz w:val="16"/>
                 <w:szCs w:val="16"/>
               </w:rPr>
+              <w:lastRenderedPageBreak/>
               <w:t xml:space="preserve">Yukarıda muayene özellikleri belirtilen </w:t>
             </w:r>
             <w:r>
@@ -4375,7 +3951,7 @@
 </file>
 
 <file path=word/endnotes.xml><?xml version="1.0" encoding="utf-8"?>
-<w:endnotes xmlns:wpc="http://schemas.microsoft.com/office/word/2010/wordprocessingCanvas" xmlns:cx="http://schemas.microsoft.com/office/drawing/2014/chartex" xmlns:cx1="http://schemas.microsoft.com/office/drawing/2015/9/8/chartex" xmlns:cx2="http://schemas.microsoft.com/office/drawing/2015/10/21/chartex" xmlns:cx3="http://schemas.microsoft.com/office/drawing/2016/5/9/chartex" xmlns:cx4="http://schemas.microsoft.com/office/drawing/2016/5/10/chartex" xmlns:cx5="http://schemas.microsoft.com/office/drawing/2016/5/11/chartex" xmlns:cx6="http://schemas.microsoft.com/office/drawing/2016/5/12/chartex" xmlns:cx7="http://schemas.microsoft.com/office/drawing/2016/5/13/chartex" xmlns:cx8="http://schemas.microsoft.com/office/drawing/2016/5/14/chartex" xmlns:mc="http://schemas.openxmlformats.org/markup-compatibility/2006" xmlns:aink="http://schemas.microsoft.com/office/drawing/2016/ink" xmlns:am3d="http://schemas.microsoft.com/office/drawing/2017/model3d" xmlns:o="urn:schemas-microsoft-com:office:office" xmlns:oel="http://schemas.microsoft.com/office/2019/extlst" xmlns:r="http://schemas.openxmlformats.org/officeDocument/2006/relationships" xmlns:m="http://schemas.openxmlformats.org/officeDocument/2006/math" xmlns:v="urn:schemas-microsoft-com:vml" xmlns:wp14="http://schemas.microsoft.com/office/word/2010/wordprocessingDrawing" xmlns:wp="http://schemas.openxmlformats.org/drawingml/2006/wordprocessingDrawing" xmlns:w10="urn:schemas-microsoft-com:office:word" xmlns:w="http://schemas.openxmlformats.org/wordprocessingml/2006/main" xmlns:w14="http://schemas.microsoft.com/office/word/2010/wordml" xmlns:w15="http://schemas.microsoft.com/office/word/2012/wordml" xmlns:w16cex="http://schemas.microsoft.com/office/word/2018/wordml/cex" xmlns:w16cid="http://schemas.microsoft.com/office/word/2016/wordml/cid" xmlns:w16="http://schemas.microsoft.com/office/word/2018/wordml" xmlns:w16du="http://schemas.microsoft.com/office/word/2023/wordml/word16du" xmlns:w16sdtdh="http://schemas.microsoft.com/office/word/2020/wordml/sdtdatahash" xmlns:w16se="http://schemas.microsoft.com/office/word/2015/wordml/symex" xmlns:wpg="http://schemas.microsoft.com/office/word/2010/wordprocessingGroup" xmlns:wpi="http://schemas.microsoft.com/office/word/2010/wordprocessingInk" xmlns:wne="http://schemas.microsoft.com/office/word/2006/wordml" xmlns:wps="http://schemas.microsoft.com/office/word/2010/wordprocessingShape" mc:Ignorable="w14 w15 w16se w16cid w16 w16cex w16sdtdh w16du wp14">
+<w:endnotes xmlns:wpc="http://schemas.microsoft.com/office/word/2010/wordprocessingCanvas" xmlns:cx="http://schemas.microsoft.com/office/drawing/2014/chartex" xmlns:cx1="http://schemas.microsoft.com/office/drawing/2015/9/8/chartex" xmlns:cx2="http://schemas.microsoft.com/office/drawing/2015/10/21/chartex" xmlns:cx3="http://schemas.microsoft.com/office/drawing/2016/5/9/chartex" xmlns:cx4="http://schemas.microsoft.com/office/drawing/2016/5/10/chartex" xmlns:cx5="http://schemas.microsoft.com/office/drawing/2016/5/11/chartex" xmlns:cx6="http://schemas.microsoft.com/office/drawing/2016/5/12/chartex" xmlns:cx7="http://schemas.microsoft.com/office/drawing/2016/5/13/chartex" xmlns:cx8="http://schemas.microsoft.com/office/drawing/2016/5/14/chartex" xmlns:mc="http://schemas.openxmlformats.org/markup-compatibility/2006" xmlns:aink="http://schemas.microsoft.com/office/drawing/2016/ink" xmlns:am3d="http://schemas.microsoft.com/office/drawing/2017/model3d" xmlns:o="urn:schemas-microsoft-com:office:office" xmlns:oel="http://schemas.microsoft.com/office/2019/extlst" xmlns:r="http://schemas.openxmlformats.org/officeDocument/2006/relationships" xmlns:m="http://schemas.openxmlformats.org/officeDocument/2006/math" xmlns:v="urn:schemas-microsoft-com:vml" xmlns:wp14="http://schemas.microsoft.com/office/word/2010/wordprocessingDrawing" xmlns:wp="http://schemas.openxmlformats.org/drawingml/2006/wordprocessingDrawing" xmlns:w10="urn:schemas-microsoft-com:office:word" xmlns:w="http://schemas.openxmlformats.org/wordprocessingml/2006/main" xmlns:w14="http://schemas.microsoft.com/office/word/2010/wordml" xmlns:w15="http://schemas.microsoft.com/office/word/2012/wordml" xmlns:w16cex="http://schemas.microsoft.com/office/word/2018/wordml/cex" xmlns:w16cid="http://schemas.microsoft.com/office/word/2016/wordml/cid" xmlns:w16="http://schemas.microsoft.com/office/word/2018/wordml" xmlns:w16du="http://schemas.microsoft.com/office/word/2023/wordml/word16du" xmlns:w16sdtdh="http://schemas.microsoft.com/office/word/2020/wordml/sdtdatahash" xmlns:w16sdtfl="http://schemas.microsoft.com/office/word/2024/wordml/sdtformatlock" xmlns:w16se="http://schemas.microsoft.com/office/word/2015/wordml/symex" xmlns:wpg="http://schemas.microsoft.com/office/word/2010/wordprocessingGroup" xmlns:wpi="http://schemas.microsoft.com/office/word/2010/wordprocessingInk" xmlns:wne="http://schemas.microsoft.com/office/word/2006/wordml" xmlns:wps="http://schemas.microsoft.com/office/word/2010/wordprocessingShape" mc:Ignorable="w14 w15 w16se w16cid w16 w16cex w16sdtdh w16sdtfl w16du wp14">
   <w:endnote w:type="separator" w:id="-1">
     <w:p>
       <w:r>
@@ -4394,7 +3970,7 @@
 </file>
 
 <file path=word/footer1.xml><?xml version="1.0" encoding="utf-8"?>
-<w:ftr xmlns:wpc="http://schemas.microsoft.com/office/word/2010/wordprocessingCanvas" xmlns:cx="http://schemas.microsoft.com/office/drawing/2014/chartex" xmlns:cx1="http://schemas.microsoft.com/office/drawing/2015/9/8/chartex" xmlns:cx2="http://schemas.microsoft.com/office/drawing/2015/10/21/chartex" xmlns:cx3="http://schemas.microsoft.com/office/drawing/2016/5/9/chartex" xmlns:cx4="http://schemas.microsoft.com/office/drawing/2016/5/10/chartex" xmlns:cx5="http://schemas.microsoft.com/office/drawing/2016/5/11/chartex" xmlns:cx6="http://schemas.microsoft.com/office/drawing/2016/5/12/chartex" xmlns:cx7="http://schemas.microsoft.com/office/drawing/2016/5/13/chartex" xmlns:cx8="http://schemas.microsoft.com/office/drawing/2016/5/14/chartex" xmlns:mc="http://schemas.openxmlformats.org/markup-compatibility/2006" xmlns:aink="http://schemas.microsoft.com/office/drawing/2016/ink" xmlns:am3d="http://schemas.microsoft.com/office/drawing/2017/model3d" xmlns:o="urn:schemas-microsoft-com:office:office" xmlns:oel="http://schemas.microsoft.com/office/2019/extlst" xmlns:r="http://schemas.openxmlformats.org/officeDocument/2006/relationships" xmlns:m="http://schemas.openxmlformats.org/officeDocument/2006/math" xmlns:v="urn:schemas-microsoft-com:vml" xmlns:wp14="http://schemas.microsoft.com/office/word/2010/wordprocessingDrawing" xmlns:wp="http://schemas.openxmlformats.org/drawingml/2006/wordprocessingDrawing" xmlns:w10="urn:schemas-microsoft-com:office:word" xmlns:w="http://schemas.openxmlformats.org/wordprocessingml/2006/main" xmlns:w14="http://schemas.microsoft.com/office/word/2010/wordml" xmlns:w15="http://schemas.microsoft.com/office/word/2012/wordml" xmlns:w16cex="http://schemas.microsoft.com/office/word/2018/wordml/cex" xmlns:w16cid="http://schemas.microsoft.com/office/word/2016/wordml/cid" xmlns:w16="http://schemas.microsoft.com/office/word/2018/wordml" xmlns:w16du="http://schemas.microsoft.com/office/word/2023/wordml/word16du" xmlns:w16sdtdh="http://schemas.microsoft.com/office/word/2020/wordml/sdtdatahash" xmlns:w16se="http://schemas.microsoft.com/office/word/2015/wordml/symex" xmlns:wpg="http://schemas.microsoft.com/office/word/2010/wordprocessingGroup" xmlns:wpi="http://schemas.microsoft.com/office/word/2010/wordprocessingInk" xmlns:wne="http://schemas.microsoft.com/office/word/2006/wordml" xmlns:wps="http://schemas.microsoft.com/office/word/2010/wordprocessingShape" mc:Ignorable="w14 w15 w16se w16cid w16 w16cex w16sdtdh w16du wp14">
+<w:ftr xmlns:wpc="http://schemas.microsoft.com/office/word/2010/wordprocessingCanvas" xmlns:cx="http://schemas.microsoft.com/office/drawing/2014/chartex" xmlns:cx1="http://schemas.microsoft.com/office/drawing/2015/9/8/chartex" xmlns:cx2="http://schemas.microsoft.com/office/drawing/2015/10/21/chartex" xmlns:cx3="http://schemas.microsoft.com/office/drawing/2016/5/9/chartex" xmlns:cx4="http://schemas.microsoft.com/office/drawing/2016/5/10/chartex" xmlns:cx5="http://schemas.microsoft.com/office/drawing/2016/5/11/chartex" xmlns:cx6="http://schemas.microsoft.com/office/drawing/2016/5/12/chartex" xmlns:cx7="http://schemas.microsoft.com/office/drawing/2016/5/13/chartex" xmlns:cx8="http://schemas.microsoft.com/office/drawing/2016/5/14/chartex" xmlns:mc="http://schemas.openxmlformats.org/markup-compatibility/2006" xmlns:aink="http://schemas.microsoft.com/office/drawing/2016/ink" xmlns:am3d="http://schemas.microsoft.com/office/drawing/2017/model3d" xmlns:o="urn:schemas-microsoft-com:office:office" xmlns:oel="http://schemas.microsoft.com/office/2019/extlst" xmlns:r="http://schemas.openxmlformats.org/officeDocument/2006/relationships" xmlns:m="http://schemas.openxmlformats.org/officeDocument/2006/math" xmlns:v="urn:schemas-microsoft-com:vml" xmlns:wp14="http://schemas.microsoft.com/office/word/2010/wordprocessingDrawing" xmlns:wp="http://schemas.openxmlformats.org/drawingml/2006/wordprocessingDrawing" xmlns:w10="urn:schemas-microsoft-com:office:word" xmlns:w="http://schemas.openxmlformats.org/wordprocessingml/2006/main" xmlns:w14="http://schemas.microsoft.com/office/word/2010/wordml" xmlns:w15="http://schemas.microsoft.com/office/word/2012/wordml" xmlns:w16cex="http://schemas.microsoft.com/office/word/2018/wordml/cex" xmlns:w16cid="http://schemas.microsoft.com/office/word/2016/wordml/cid" xmlns:w16="http://schemas.microsoft.com/office/word/2018/wordml" xmlns:w16du="http://schemas.microsoft.com/office/word/2023/wordml/word16du" xmlns:w16sdtdh="http://schemas.microsoft.com/office/word/2020/wordml/sdtdatahash" xmlns:w16sdtfl="http://schemas.microsoft.com/office/word/2024/wordml/sdtformatlock" xmlns:w16se="http://schemas.microsoft.com/office/word/2015/wordml/symex" xmlns:wpg="http://schemas.microsoft.com/office/word/2010/wordprocessingGroup" xmlns:wpi="http://schemas.microsoft.com/office/word/2010/wordprocessingInk" xmlns:wne="http://schemas.microsoft.com/office/word/2006/wordml" xmlns:wps="http://schemas.microsoft.com/office/word/2010/wordprocessingShape" mc:Ignorable="w14 w15 w16se w16cid w16 w16cex w16sdtdh w16sdtfl w16du wp14">
   <w:p>
     <w:pPr>
       <w:pStyle w:val="AltBilgi"/>
@@ -4404,7 +3980,7 @@
 </file>
 
 <file path=word/footer2.xml><?xml version="1.0" encoding="utf-8"?>
-<w:ftr xmlns:wpc="http://schemas.microsoft.com/office/word/2010/wordprocessingCanvas" xmlns:cx="http://schemas.microsoft.com/office/drawing/2014/chartex" xmlns:cx1="http://schemas.microsoft.com/office/drawing/2015/9/8/chartex" xmlns:cx2="http://schemas.microsoft.com/office/drawing/2015/10/21/chartex" xmlns:cx3="http://schemas.microsoft.com/office/drawing/2016/5/9/chartex" xmlns:cx4="http://schemas.microsoft.com/office/drawing/2016/5/10/chartex" xmlns:cx5="http://schemas.microsoft.com/office/drawing/2016/5/11/chartex" xmlns:cx6="http://schemas.microsoft.com/office/drawing/2016/5/12/chartex" xmlns:cx7="http://schemas.microsoft.com/office/drawing/2016/5/13/chartex" xmlns:cx8="http://schemas.microsoft.com/office/drawing/2016/5/14/chartex" xmlns:mc="http://schemas.openxmlformats.org/markup-compatibility/2006" xmlns:aink="http://schemas.microsoft.com/office/drawing/2016/ink" xmlns:am3d="http://schemas.microsoft.com/office/drawing/2017/model3d" xmlns:o="urn:schemas-microsoft-com:office:office" xmlns:oel="http://schemas.microsoft.com/office/2019/extlst" xmlns:r="http://schemas.openxmlformats.org/officeDocument/2006/relationships" xmlns:m="http://schemas.openxmlformats.org/officeDocument/2006/math" xmlns:v="urn:schemas-microsoft-com:vml" xmlns:wp14="http://schemas.microsoft.com/office/word/2010/wordprocessingDrawing" xmlns:wp="http://schemas.openxmlformats.org/drawingml/2006/wordprocessingDrawing" xmlns:w10="urn:schemas-microsoft-com:office:word" xmlns:w="http://schemas.openxmlformats.org/wordprocessingml/2006/main" xmlns:w14="http://schemas.microsoft.com/office/word/2010/wordml" xmlns:w15="http://schemas.microsoft.com/office/word/2012/wordml" xmlns:w16cex="http://schemas.microsoft.com/office/word/2018/wordml/cex" xmlns:w16cid="http://schemas.microsoft.com/office/word/2016/wordml/cid" xmlns:w16="http://schemas.microsoft.com/office/word/2018/wordml" xmlns:w16du="http://schemas.microsoft.com/office/word/2023/wordml/word16du" xmlns:w16sdtdh="http://schemas.microsoft.com/office/word/2020/wordml/sdtdatahash" xmlns:w16se="http://schemas.microsoft.com/office/word/2015/wordml/symex" xmlns:wpg="http://schemas.microsoft.com/office/word/2010/wordprocessingGroup" xmlns:wpi="http://schemas.microsoft.com/office/word/2010/wordprocessingInk" xmlns:wne="http://schemas.microsoft.com/office/word/2006/wordml" xmlns:wps="http://schemas.microsoft.com/office/word/2010/wordprocessingShape" mc:Ignorable="w14 w15 w16se w16cid w16 w16cex w16sdtdh w16du wp14">
+<w:ftr xmlns:wpc="http://schemas.microsoft.com/office/word/2010/wordprocessingCanvas" xmlns:cx="http://schemas.microsoft.com/office/drawing/2014/chartex" xmlns:cx1="http://schemas.microsoft.com/office/drawing/2015/9/8/chartex" xmlns:cx2="http://schemas.microsoft.com/office/drawing/2015/10/21/chartex" xmlns:cx3="http://schemas.microsoft.com/office/drawing/2016/5/9/chartex" xmlns:cx4="http://schemas.microsoft.com/office/drawing/2016/5/10/chartex" xmlns:cx5="http://schemas.microsoft.com/office/drawing/2016/5/11/chartex" xmlns:cx6="http://schemas.microsoft.com/office/drawing/2016/5/12/chartex" xmlns:cx7="http://schemas.microsoft.com/office/drawing/2016/5/13/chartex" xmlns:cx8="http://schemas.microsoft.com/office/drawing/2016/5/14/chartex" xmlns:mc="http://schemas.openxmlformats.org/markup-compatibility/2006" xmlns:aink="http://schemas.microsoft.com/office/drawing/2016/ink" xmlns:am3d="http://schemas.microsoft.com/office/drawing/2017/model3d" xmlns:o="urn:schemas-microsoft-com:office:office" xmlns:oel="http://schemas.microsoft.com/office/2019/extlst" xmlns:r="http://schemas.openxmlformats.org/officeDocument/2006/relationships" xmlns:m="http://schemas.openxmlformats.org/officeDocument/2006/math" xmlns:v="urn:schemas-microsoft-com:vml" xmlns:wp14="http://schemas.microsoft.com/office/word/2010/wordprocessingDrawing" xmlns:wp="http://schemas.openxmlformats.org/drawingml/2006/wordprocessingDrawing" xmlns:w10="urn:schemas-microsoft-com:office:word" xmlns:w="http://schemas.openxmlformats.org/wordprocessingml/2006/main" xmlns:w14="http://schemas.microsoft.com/office/word/2010/wordml" xmlns:w15="http://schemas.microsoft.com/office/word/2012/wordml" xmlns:w16cex="http://schemas.microsoft.com/office/word/2018/wordml/cex" xmlns:w16cid="http://schemas.microsoft.com/office/word/2016/wordml/cid" xmlns:w16="http://schemas.microsoft.com/office/word/2018/wordml" xmlns:w16du="http://schemas.microsoft.com/office/word/2023/wordml/word16du" xmlns:w16sdtdh="http://schemas.microsoft.com/office/word/2020/wordml/sdtdatahash" xmlns:w16sdtfl="http://schemas.microsoft.com/office/word/2024/wordml/sdtformatlock" xmlns:w16se="http://schemas.microsoft.com/office/word/2015/wordml/symex" xmlns:wpg="http://schemas.microsoft.com/office/word/2010/wordprocessingGroup" xmlns:wpi="http://schemas.microsoft.com/office/word/2010/wordprocessingInk" xmlns:wne="http://schemas.microsoft.com/office/word/2006/wordml" xmlns:wps="http://schemas.microsoft.com/office/word/2010/wordprocessingShape" mc:Ignorable="w14 w15 w16se w16cid w16 w16cex w16sdtdh w16sdtfl w16du wp14">
   <w:tbl>
     <w:tblPr>
       <w:tblW w:w="10632" w:type="dxa"/>
@@ -5545,7 +5121,7 @@
 </file>
 
 <file path=word/footer3.xml><?xml version="1.0" encoding="utf-8"?>
-<w:ftr xmlns:wpc="http://schemas.microsoft.com/office/word/2010/wordprocessingCanvas" xmlns:cx="http://schemas.microsoft.com/office/drawing/2014/chartex" xmlns:cx1="http://schemas.microsoft.com/office/drawing/2015/9/8/chartex" xmlns:cx2="http://schemas.microsoft.com/office/drawing/2015/10/21/chartex" xmlns:cx3="http://schemas.microsoft.com/office/drawing/2016/5/9/chartex" xmlns:cx4="http://schemas.microsoft.com/office/drawing/2016/5/10/chartex" xmlns:cx5="http://schemas.microsoft.com/office/drawing/2016/5/11/chartex" xmlns:cx6="http://schemas.microsoft.com/office/drawing/2016/5/12/chartex" xmlns:cx7="http://schemas.microsoft.com/office/drawing/2016/5/13/chartex" xmlns:cx8="http://schemas.microsoft.com/office/drawing/2016/5/14/chartex" xmlns:mc="http://schemas.openxmlformats.org/markup-compatibility/2006" xmlns:aink="http://schemas.microsoft.com/office/drawing/2016/ink" xmlns:am3d="http://schemas.microsoft.com/office/drawing/2017/model3d" xmlns:o="urn:schemas-microsoft-com:office:office" xmlns:oel="http://schemas.microsoft.com/office/2019/extlst" xmlns:r="http://schemas.openxmlformats.org/officeDocument/2006/relationships" xmlns:m="http://schemas.openxmlformats.org/officeDocument/2006/math" xmlns:v="urn:schemas-microsoft-com:vml" xmlns:wp14="http://schemas.microsoft.com/office/word/2010/wordprocessingDrawing" xmlns:wp="http://schemas.openxmlformats.org/drawingml/2006/wordprocessingDrawing" xmlns:w10="urn:schemas-microsoft-com:office:word" xmlns:w="http://schemas.openxmlformats.org/wordprocessingml/2006/main" xmlns:w14="http://schemas.microsoft.com/office/word/2010/wordml" xmlns:w15="http://schemas.microsoft.com/office/word/2012/wordml" xmlns:w16cex="http://schemas.microsoft.com/office/word/2018/wordml/cex" xmlns:w16cid="http://schemas.microsoft.com/office/word/2016/wordml/cid" xmlns:w16="http://schemas.microsoft.com/office/word/2018/wordml" xmlns:w16du="http://schemas.microsoft.com/office/word/2023/wordml/word16du" xmlns:w16sdtdh="http://schemas.microsoft.com/office/word/2020/wordml/sdtdatahash" xmlns:w16se="http://schemas.microsoft.com/office/word/2015/wordml/symex" xmlns:wpg="http://schemas.microsoft.com/office/word/2010/wordprocessingGroup" xmlns:wpi="http://schemas.microsoft.com/office/word/2010/wordprocessingInk" xmlns:wne="http://schemas.microsoft.com/office/word/2006/wordml" xmlns:wps="http://schemas.microsoft.com/office/word/2010/wordprocessingShape" mc:Ignorable="w14 w15 w16se w16cid w16 w16cex w16sdtdh w16du wp14">
+<w:ftr xmlns:wpc="http://schemas.microsoft.com/office/word/2010/wordprocessingCanvas" xmlns:cx="http://schemas.microsoft.com/office/drawing/2014/chartex" xmlns:cx1="http://schemas.microsoft.com/office/drawing/2015/9/8/chartex" xmlns:cx2="http://schemas.microsoft.com/office/drawing/2015/10/21/chartex" xmlns:cx3="http://schemas.microsoft.com/office/drawing/2016/5/9/chartex" xmlns:cx4="http://schemas.microsoft.com/office/drawing/2016/5/10/chartex" xmlns:cx5="http://schemas.microsoft.com/office/drawing/2016/5/11/chartex" xmlns:cx6="http://schemas.microsoft.com/office/drawing/2016/5/12/chartex" xmlns:cx7="http://schemas.microsoft.com/office/drawing/2016/5/13/chartex" xmlns:cx8="http://schemas.microsoft.com/office/drawing/2016/5/14/chartex" xmlns:mc="http://schemas.openxmlformats.org/markup-compatibility/2006" xmlns:aink="http://schemas.microsoft.com/office/drawing/2016/ink" xmlns:am3d="http://schemas.microsoft.com/office/drawing/2017/model3d" xmlns:o="urn:schemas-microsoft-com:office:office" xmlns:oel="http://schemas.microsoft.com/office/2019/extlst" xmlns:r="http://schemas.openxmlformats.org/officeDocument/2006/relationships" xmlns:m="http://schemas.openxmlformats.org/officeDocument/2006/math" xmlns:v="urn:schemas-microsoft-com:vml" xmlns:wp14="http://schemas.microsoft.com/office/word/2010/wordprocessingDrawing" xmlns:wp="http://schemas.openxmlformats.org/drawingml/2006/wordprocessingDrawing" xmlns:w10="urn:schemas-microsoft-com:office:word" xmlns:w="http://schemas.openxmlformats.org/wordprocessingml/2006/main" xmlns:w14="http://schemas.microsoft.com/office/word/2010/wordml" xmlns:w15="http://schemas.microsoft.com/office/word/2012/wordml" xmlns:w16cex="http://schemas.microsoft.com/office/word/2018/wordml/cex" xmlns:w16cid="http://schemas.microsoft.com/office/word/2016/wordml/cid" xmlns:w16="http://schemas.microsoft.com/office/word/2018/wordml" xmlns:w16du="http://schemas.microsoft.com/office/word/2023/wordml/word16du" xmlns:w16sdtdh="http://schemas.microsoft.com/office/word/2020/wordml/sdtdatahash" xmlns:w16sdtfl="http://schemas.microsoft.com/office/word/2024/wordml/sdtformatlock" xmlns:w16se="http://schemas.microsoft.com/office/word/2015/wordml/symex" xmlns:wpg="http://schemas.microsoft.com/office/word/2010/wordprocessingGroup" xmlns:wpi="http://schemas.microsoft.com/office/word/2010/wordprocessingInk" xmlns:wne="http://schemas.microsoft.com/office/word/2006/wordml" xmlns:wps="http://schemas.microsoft.com/office/word/2010/wordprocessingShape" mc:Ignorable="w14 w15 w16se w16cid w16 w16cex w16sdtdh w16sdtfl w16du wp14">
   <w:p>
     <w:pPr>
       <w:pStyle w:val="AltBilgi"/>
@@ -5555,7 +5131,7 @@
 </file>
 
 <file path=word/footnotes.xml><?xml version="1.0" encoding="utf-8"?>
-<w:footnotes xmlns:wpc="http://schemas.microsoft.com/office/word/2010/wordprocessingCanvas" xmlns:cx="http://schemas.microsoft.com/office/drawing/2014/chartex" xmlns:cx1="http://schemas.microsoft.com/office/drawing/2015/9/8/chartex" xmlns:cx2="http://schemas.microsoft.com/office/drawing/2015/10/21/chartex" xmlns:cx3="http://schemas.microsoft.com/office/drawing/2016/5/9/chartex" xmlns:cx4="http://schemas.microsoft.com/office/drawing/2016/5/10/chartex" xmlns:cx5="http://schemas.microsoft.com/office/drawing/2016/5/11/chartex" xmlns:cx6="http://schemas.microsoft.com/office/drawing/2016/5/12/chartex" xmlns:cx7="http://schemas.microsoft.com/office/drawing/2016/5/13/chartex" xmlns:cx8="http://schemas.microsoft.com/office/drawing/2016/5/14/chartex" xmlns:mc="http://schemas.openxmlformats.org/markup-compatibility/2006" xmlns:aink="http://schemas.microsoft.com/office/drawing/2016/ink" xmlns:am3d="http://schemas.microsoft.com/office/drawing/2017/model3d" xmlns:o="urn:schemas-microsoft-com:office:office" xmlns:oel="http://schemas.microsoft.com/office/2019/extlst" xmlns:r="http://schemas.openxmlformats.org/officeDocument/2006/relationships" xmlns:m="http://schemas.openxmlformats.org/officeDocument/2006/math" xmlns:v="urn:schemas-microsoft-com:vml" xmlns:wp14="http://schemas.microsoft.com/office/word/2010/wordprocessingDrawing" xmlns:wp="http://schemas.openxmlformats.org/drawingml/2006/wordprocessingDrawing" xmlns:w10="urn:schemas-microsoft-com:office:word" xmlns:w="http://schemas.openxmlformats.org/wordprocessingml/2006/main" xmlns:w14="http://schemas.microsoft.com/office/word/2010/wordml" xmlns:w15="http://schemas.microsoft.com/office/word/2012/wordml" xmlns:w16cex="http://schemas.microsoft.com/office/word/2018/wordml/cex" xmlns:w16cid="http://schemas.microsoft.com/office/word/2016/wordml/cid" xmlns:w16="http://schemas.microsoft.com/office/word/2018/wordml" xmlns:w16du="http://schemas.microsoft.com/office/word/2023/wordml/word16du" xmlns:w16sdtdh="http://schemas.microsoft.com/office/word/2020/wordml/sdtdatahash" xmlns:w16se="http://schemas.microsoft.com/office/word/2015/wordml/symex" xmlns:wpg="http://schemas.microsoft.com/office/word/2010/wordprocessingGroup" xmlns:wpi="http://schemas.microsoft.com/office/word/2010/wordprocessingInk" xmlns:wne="http://schemas.microsoft.com/office/word/2006/wordml" xmlns:wps="http://schemas.microsoft.com/office/word/2010/wordprocessingShape" mc:Ignorable="w14 w15 w16se w16cid w16 w16cex w16sdtdh w16du wp14">
+<w:footnotes xmlns:wpc="http://schemas.microsoft.com/office/word/2010/wordprocessingCanvas" xmlns:cx="http://schemas.microsoft.com/office/drawing/2014/chartex" xmlns:cx1="http://schemas.microsoft.com/office/drawing/2015/9/8/chartex" xmlns:cx2="http://schemas.microsoft.com/office/drawing/2015/10/21/chartex" xmlns:cx3="http://schemas.microsoft.com/office/drawing/2016/5/9/chartex" xmlns:cx4="http://schemas.microsoft.com/office/drawing/2016/5/10/chartex" xmlns:cx5="http://schemas.microsoft.com/office/drawing/2016/5/11/chartex" xmlns:cx6="http://schemas.microsoft.com/office/drawing/2016/5/12/chartex" xmlns:cx7="http://schemas.microsoft.com/office/drawing/2016/5/13/chartex" xmlns:cx8="http://schemas.microsoft.com/office/drawing/2016/5/14/chartex" xmlns:mc="http://schemas.openxmlformats.org/markup-compatibility/2006" xmlns:aink="http://schemas.microsoft.com/office/drawing/2016/ink" xmlns:am3d="http://schemas.microsoft.com/office/drawing/2017/model3d" xmlns:o="urn:schemas-microsoft-com:office:office" xmlns:oel="http://schemas.microsoft.com/office/2019/extlst" xmlns:r="http://schemas.openxmlformats.org/officeDocument/2006/relationships" xmlns:m="http://schemas.openxmlformats.org/officeDocument/2006/math" xmlns:v="urn:schemas-microsoft-com:vml" xmlns:wp14="http://schemas.microsoft.com/office/word/2010/wordprocessingDrawing" xmlns:wp="http://schemas.openxmlformats.org/drawingml/2006/wordprocessingDrawing" xmlns:w10="urn:schemas-microsoft-com:office:word" xmlns:w="http://schemas.openxmlformats.org/wordprocessingml/2006/main" xmlns:w14="http://schemas.microsoft.com/office/word/2010/wordml" xmlns:w15="http://schemas.microsoft.com/office/word/2012/wordml" xmlns:w16cex="http://schemas.microsoft.com/office/word/2018/wordml/cex" xmlns:w16cid="http://schemas.microsoft.com/office/word/2016/wordml/cid" xmlns:w16="http://schemas.microsoft.com/office/word/2018/wordml" xmlns:w16du="http://schemas.microsoft.com/office/word/2023/wordml/word16du" xmlns:w16sdtdh="http://schemas.microsoft.com/office/word/2020/wordml/sdtdatahash" xmlns:w16sdtfl="http://schemas.microsoft.com/office/word/2024/wordml/sdtformatlock" xmlns:w16se="http://schemas.microsoft.com/office/word/2015/wordml/symex" xmlns:wpg="http://schemas.microsoft.com/office/word/2010/wordprocessingGroup" xmlns:wpi="http://schemas.microsoft.com/office/word/2010/wordprocessingInk" xmlns:wne="http://schemas.microsoft.com/office/word/2006/wordml" xmlns:wps="http://schemas.microsoft.com/office/word/2010/wordprocessingShape" mc:Ignorable="w14 w15 w16se w16cid w16 w16cex w16sdtdh w16sdtfl w16du wp14">
   <w:footnote w:type="separator" w:id="-1">
     <w:p>
       <w:r>
@@ -5574,7 +5150,7 @@
 </file>
 
 <file path=word/header1.xml><?xml version="1.0" encoding="utf-8"?>
-<w:hdr xmlns:wpc="http://schemas.microsoft.com/office/word/2010/wordprocessingCanvas" xmlns:cx="http://schemas.microsoft.com/office/drawing/2014/chartex" xmlns:cx1="http://schemas.microsoft.com/office/drawing/2015/9/8/chartex" xmlns:cx2="http://schemas.microsoft.com/office/drawing/2015/10/21/chartex" xmlns:cx3="http://schemas.microsoft.com/office/drawing/2016/5/9/chartex" xmlns:cx4="http://schemas.microsoft.com/office/drawing/2016/5/10/chartex" xmlns:cx5="http://schemas.microsoft.com/office/drawing/2016/5/11/chartex" xmlns:cx6="http://schemas.microsoft.com/office/drawing/2016/5/12/chartex" xmlns:cx7="http://schemas.microsoft.com/office/drawing/2016/5/13/chartex" xmlns:cx8="http://schemas.microsoft.com/office/drawing/2016/5/14/chartex" xmlns:mc="http://schemas.openxmlformats.org/markup-compatibility/2006" xmlns:aink="http://schemas.microsoft.com/office/drawing/2016/ink" xmlns:am3d="http://schemas.microsoft.com/office/drawing/2017/model3d" xmlns:o="urn:schemas-microsoft-com:office:office" xmlns:oel="http://schemas.microsoft.com/office/2019/extlst" xmlns:r="http://schemas.openxmlformats.org/officeDocument/2006/relationships" xmlns:m="http://schemas.openxmlformats.org/officeDocument/2006/math" xmlns:v="urn:schemas-microsoft-com:vml" xmlns:wp14="http://schemas.microsoft.com/office/word/2010/wordprocessingDrawing" xmlns:wp="http://schemas.openxmlformats.org/drawingml/2006/wordprocessingDrawing" xmlns:w10="urn:schemas-microsoft-com:office:word" xmlns:w="http://schemas.openxmlformats.org/wordprocessingml/2006/main" xmlns:w14="http://schemas.microsoft.com/office/word/2010/wordml" xmlns:w15="http://schemas.microsoft.com/office/word/2012/wordml" xmlns:w16cex="http://schemas.microsoft.com/office/word/2018/wordml/cex" xmlns:w16cid="http://schemas.microsoft.com/office/word/2016/wordml/cid" xmlns:w16="http://schemas.microsoft.com/office/word/2018/wordml" xmlns:w16du="http://schemas.microsoft.com/office/word/2023/wordml/word16du" xmlns:w16sdtdh="http://schemas.microsoft.com/office/word/2020/wordml/sdtdatahash" xmlns:w16se="http://schemas.microsoft.com/office/word/2015/wordml/symex" xmlns:wpg="http://schemas.microsoft.com/office/word/2010/wordprocessingGroup" xmlns:wpi="http://schemas.microsoft.com/office/word/2010/wordprocessingInk" xmlns:wne="http://schemas.microsoft.com/office/word/2006/wordml" xmlns:wps="http://schemas.microsoft.com/office/word/2010/wordprocessingShape" mc:Ignorable="w14 w15 w16se w16cid w16 w16cex w16sdtdh w16du wp14">
+<w:hdr xmlns:wpc="http://schemas.microsoft.com/office/word/2010/wordprocessingCanvas" xmlns:cx="http://schemas.microsoft.com/office/drawing/2014/chartex" xmlns:cx1="http://schemas.microsoft.com/office/drawing/2015/9/8/chartex" xmlns:cx2="http://schemas.microsoft.com/office/drawing/2015/10/21/chartex" xmlns:cx3="http://schemas.microsoft.com/office/drawing/2016/5/9/chartex" xmlns:cx4="http://schemas.microsoft.com/office/drawing/2016/5/10/chartex" xmlns:cx5="http://schemas.microsoft.com/office/drawing/2016/5/11/chartex" xmlns:cx6="http://schemas.microsoft.com/office/drawing/2016/5/12/chartex" xmlns:cx7="http://schemas.microsoft.com/office/drawing/2016/5/13/chartex" xmlns:cx8="http://schemas.microsoft.com/office/drawing/2016/5/14/chartex" xmlns:mc="http://schemas.openxmlformats.org/markup-compatibility/2006" xmlns:aink="http://schemas.microsoft.com/office/drawing/2016/ink" xmlns:am3d="http://schemas.microsoft.com/office/drawing/2017/model3d" xmlns:o="urn:schemas-microsoft-com:office:office" xmlns:oel="http://schemas.microsoft.com/office/2019/extlst" xmlns:r="http://schemas.openxmlformats.org/officeDocument/2006/relationships" xmlns:m="http://schemas.openxmlformats.org/officeDocument/2006/math" xmlns:v="urn:schemas-microsoft-com:vml" xmlns:wp14="http://schemas.microsoft.com/office/word/2010/wordprocessingDrawing" xmlns:wp="http://schemas.openxmlformats.org/drawingml/2006/wordprocessingDrawing" xmlns:w10="urn:schemas-microsoft-com:office:word" xmlns:w="http://schemas.openxmlformats.org/wordprocessingml/2006/main" xmlns:w14="http://schemas.microsoft.com/office/word/2010/wordml" xmlns:w15="http://schemas.microsoft.com/office/word/2012/wordml" xmlns:w16cex="http://schemas.microsoft.com/office/word/2018/wordml/cex" xmlns:w16cid="http://schemas.microsoft.com/office/word/2016/wordml/cid" xmlns:w16="http://schemas.microsoft.com/office/word/2018/wordml" xmlns:w16du="http://schemas.microsoft.com/office/word/2023/wordml/word16du" xmlns:w16sdtdh="http://schemas.microsoft.com/office/word/2020/wordml/sdtdatahash" xmlns:w16sdtfl="http://schemas.microsoft.com/office/word/2024/wordml/sdtformatlock" xmlns:w16se="http://schemas.microsoft.com/office/word/2015/wordml/symex" xmlns:wpg="http://schemas.microsoft.com/office/word/2010/wordprocessingGroup" xmlns:wpi="http://schemas.microsoft.com/office/word/2010/wordprocessingInk" xmlns:wne="http://schemas.microsoft.com/office/word/2006/wordml" xmlns:wps="http://schemas.microsoft.com/office/word/2010/wordprocessingShape" mc:Ignorable="w14 w15 w16se w16cid w16 w16cex w16sdtdh w16sdtfl w16du wp14">
   <w:p>
     <w:pPr>
       <w:pStyle w:val="stBilgi"/>
@@ -5584,7 +5160,7 @@
 </file>
 
 <file path=word/header2.xml><?xml version="1.0" encoding="utf-8"?>
-<w:hdr xmlns:wpc="http://schemas.microsoft.com/office/word/2010/wordprocessingCanvas" xmlns:cx="http://schemas.microsoft.com/office/drawing/2014/chartex" xmlns:cx1="http://schemas.microsoft.com/office/drawing/2015/9/8/chartex" xmlns:cx2="http://schemas.microsoft.com/office/drawing/2015/10/21/chartex" xmlns:cx3="http://schemas.microsoft.com/office/drawing/2016/5/9/chartex" xmlns:cx4="http://schemas.microsoft.com/office/drawing/2016/5/10/chartex" xmlns:cx5="http://schemas.microsoft.com/office/drawing/2016/5/11/chartex" xmlns:cx6="http://schemas.microsoft.com/office/drawing/2016/5/12/chartex" xmlns:cx7="http://schemas.microsoft.com/office/drawing/2016/5/13/chartex" xmlns:cx8="http://schemas.microsoft.com/office/drawing/2016/5/14/chartex" xmlns:mc="http://schemas.openxmlformats.org/markup-compatibility/2006" xmlns:aink="http://schemas.microsoft.com/office/drawing/2016/ink" xmlns:am3d="http://schemas.microsoft.com/office/drawing/2017/model3d" xmlns:o="urn:schemas-microsoft-com:office:office" xmlns:oel="http://schemas.microsoft.com/office/2019/extlst" xmlns:r="http://schemas.openxmlformats.org/officeDocument/2006/relationships" xmlns:m="http://schemas.openxmlformats.org/officeDocument/2006/math" xmlns:v="urn:schemas-microsoft-com:vml" xmlns:wp14="http://schemas.microsoft.com/office/word/2010/wordprocessingDrawing" xmlns:wp="http://schemas.openxmlformats.org/drawingml/2006/wordprocessingDrawing" xmlns:w10="urn:schemas-microsoft-com:office:word" xmlns:w="http://schemas.openxmlformats.org/wordprocessingml/2006/main" xmlns:w14="http://schemas.microsoft.com/office/word/2010/wordml" xmlns:w15="http://schemas.microsoft.com/office/word/2012/wordml" xmlns:w16cex="http://schemas.microsoft.com/office/word/2018/wordml/cex" xmlns:w16cid="http://schemas.microsoft.com/office/word/2016/wordml/cid" xmlns:w16="http://schemas.microsoft.com/office/word/2018/wordml" xmlns:w16du="http://schemas.microsoft.com/office/word/2023/wordml/word16du" xmlns:w16sdtdh="http://schemas.microsoft.com/office/word/2020/wordml/sdtdatahash" xmlns:w16se="http://schemas.microsoft.com/office/word/2015/wordml/symex" xmlns:wpg="http://schemas.microsoft.com/office/word/2010/wordprocessingGroup" xmlns:wpi="http://schemas.microsoft.com/office/word/2010/wordprocessingInk" xmlns:wne="http://schemas.microsoft.com/office/word/2006/wordml" xmlns:wps="http://schemas.microsoft.com/office/word/2010/wordprocessingShape" mc:Ignorable="w14 w15 w16se w16cid w16 w16cex w16sdtdh w16du wp14">
+<w:hdr xmlns:wpc="http://schemas.microsoft.com/office/word/2010/wordprocessingCanvas" xmlns:cx="http://schemas.microsoft.com/office/drawing/2014/chartex" xmlns:cx1="http://schemas.microsoft.com/office/drawing/2015/9/8/chartex" xmlns:cx2="http://schemas.microsoft.com/office/drawing/2015/10/21/chartex" xmlns:cx3="http://schemas.microsoft.com/office/drawing/2016/5/9/chartex" xmlns:cx4="http://schemas.microsoft.com/office/drawing/2016/5/10/chartex" xmlns:cx5="http://schemas.microsoft.com/office/drawing/2016/5/11/chartex" xmlns:cx6="http://schemas.microsoft.com/office/drawing/2016/5/12/chartex" xmlns:cx7="http://schemas.microsoft.com/office/drawing/2016/5/13/chartex" xmlns:cx8="http://schemas.microsoft.com/office/drawing/2016/5/14/chartex" xmlns:mc="http://schemas.openxmlformats.org/markup-compatibility/2006" xmlns:aink="http://schemas.microsoft.com/office/drawing/2016/ink" xmlns:am3d="http://schemas.microsoft.com/office/drawing/2017/model3d" xmlns:o="urn:schemas-microsoft-com:office:office" xmlns:oel="http://schemas.microsoft.com/office/2019/extlst" xmlns:r="http://schemas.openxmlformats.org/officeDocument/2006/relationships" xmlns:m="http://schemas.openxmlformats.org/officeDocument/2006/math" xmlns:v="urn:schemas-microsoft-com:vml" xmlns:wp14="http://schemas.microsoft.com/office/word/2010/wordprocessingDrawing" xmlns:wp="http://schemas.openxmlformats.org/drawingml/2006/wordprocessingDrawing" xmlns:w10="urn:schemas-microsoft-com:office:word" xmlns:w="http://schemas.openxmlformats.org/wordprocessingml/2006/main" xmlns:w14="http://schemas.microsoft.com/office/word/2010/wordml" xmlns:w15="http://schemas.microsoft.com/office/word/2012/wordml" xmlns:w16cex="http://schemas.microsoft.com/office/word/2018/wordml/cex" xmlns:w16cid="http://schemas.microsoft.com/office/word/2016/wordml/cid" xmlns:w16="http://schemas.microsoft.com/office/word/2018/wordml" xmlns:w16du="http://schemas.microsoft.com/office/word/2023/wordml/word16du" xmlns:w16sdtdh="http://schemas.microsoft.com/office/word/2020/wordml/sdtdatahash" xmlns:w16sdtfl="http://schemas.microsoft.com/office/word/2024/wordml/sdtformatlock" xmlns:w16se="http://schemas.microsoft.com/office/word/2015/wordml/symex" xmlns:wpg="http://schemas.microsoft.com/office/word/2010/wordprocessingGroup" xmlns:wpi="http://schemas.microsoft.com/office/word/2010/wordprocessingInk" xmlns:wne="http://schemas.microsoft.com/office/word/2006/wordml" xmlns:wps="http://schemas.microsoft.com/office/word/2010/wordprocessingShape" mc:Ignorable="w14 w15 w16se w16cid w16 w16cex w16sdtdh w16sdtfl w16du wp14">
   <w:tbl>
     <w:tblPr>
       <w:tblW w:w="5100" w:type="pct"/>
@@ -5604,7 +5180,6 @@
       <w:tc>
         <w:tcPr>
           <w:tcW w:w="1490" w:type="pct"/>
-          <w:shd w:val="clear" w:color="auto" w:fill="auto"/>
         </w:tcPr>
         <w:p>
           <w:pPr>
@@ -6097,7 +5672,6 @@
             <w:bottom w:val="nil"/>
             <w:right w:val="nil"/>
           </w:tcBorders>
-          <w:shd w:val="clear" w:color="auto" w:fill="auto"/>
         </w:tcPr>
         <w:p>
           <w:pPr>
@@ -6158,7 +5732,6 @@
             <w:left w:val="nil"/>
             <w:right w:val="nil"/>
           </w:tcBorders>
-          <w:shd w:val="clear" w:color="auto" w:fill="auto"/>
         </w:tcPr>
         <w:p>
           <w:pPr>
@@ -6230,7 +5803,6 @@
             <w:bottom w:val="nil"/>
             <w:right w:val="nil"/>
           </w:tcBorders>
-          <w:shd w:val="clear" w:color="auto" w:fill="auto"/>
         </w:tcPr>
         <w:p>
           <w:pPr>
@@ -6289,7 +5861,6 @@
             <w:left w:val="nil"/>
             <w:right w:val="nil"/>
           </w:tcBorders>
-          <w:shd w:val="clear" w:color="auto" w:fill="auto"/>
         </w:tcPr>
         <w:p>
           <w:pPr>
@@ -6343,7 +5914,6 @@
             <w:bottom w:val="nil"/>
             <w:right w:val="nil"/>
           </w:tcBorders>
-          <w:shd w:val="clear" w:color="auto" w:fill="auto"/>
         </w:tcPr>
         <w:p>
           <w:pPr>
@@ -6392,7 +5962,6 @@
             <w:left w:val="nil"/>
             <w:right w:val="nil"/>
           </w:tcBorders>
-          <w:shd w:val="clear" w:color="auto" w:fill="auto"/>
         </w:tcPr>
         <w:p>
           <w:pPr>
@@ -6446,7 +6015,6 @@
             <w:bottom w:val="nil"/>
             <w:right w:val="nil"/>
           </w:tcBorders>
-          <w:shd w:val="clear" w:color="auto" w:fill="auto"/>
         </w:tcPr>
         <w:p>
           <w:pPr>
@@ -6495,7 +6063,6 @@
             <w:left w:val="nil"/>
             <w:right w:val="nil"/>
           </w:tcBorders>
-          <w:shd w:val="clear" w:color="auto" w:fill="auto"/>
         </w:tcPr>
         <w:p>
           <w:pPr>
@@ -6556,7 +6123,6 @@
             <w:bottom w:val="nil"/>
             <w:right w:val="nil"/>
           </w:tcBorders>
-          <w:shd w:val="clear" w:color="auto" w:fill="auto"/>
         </w:tcPr>
         <w:p>
           <w:pPr>
@@ -6605,7 +6171,6 @@
             <w:left w:val="nil"/>
             <w:right w:val="nil"/>
           </w:tcBorders>
-          <w:shd w:val="clear" w:color="auto" w:fill="auto"/>
         </w:tcPr>
         <w:p>
           <w:pPr>
@@ -6684,7 +6249,6 @@
             <w:bottom w:val="single" w:sz="4" w:space="0" w:color="auto"/>
             <w:right w:val="nil"/>
           </w:tcBorders>
-          <w:shd w:val="clear" w:color="auto" w:fill="auto"/>
         </w:tcPr>
         <w:p>
           <w:pPr>
@@ -6735,7 +6299,6 @@
             <w:left w:val="nil"/>
             <w:right w:val="nil"/>
           </w:tcBorders>
-          <w:shd w:val="clear" w:color="auto" w:fill="auto"/>
         </w:tcPr>
         <w:p>
           <w:pPr>
@@ -6845,7 +6408,7 @@
 </file>
 
 <file path=word/header3.xml><?xml version="1.0" encoding="utf-8"?>
-<w:hdr xmlns:wpc="http://schemas.microsoft.com/office/word/2010/wordprocessingCanvas" xmlns:cx="http://schemas.microsoft.com/office/drawing/2014/chartex" xmlns:cx1="http://schemas.microsoft.com/office/drawing/2015/9/8/chartex" xmlns:cx2="http://schemas.microsoft.com/office/drawing/2015/10/21/chartex" xmlns:cx3="http://schemas.microsoft.com/office/drawing/2016/5/9/chartex" xmlns:cx4="http://schemas.microsoft.com/office/drawing/2016/5/10/chartex" xmlns:cx5="http://schemas.microsoft.com/office/drawing/2016/5/11/chartex" xmlns:cx6="http://schemas.microsoft.com/office/drawing/2016/5/12/chartex" xmlns:cx7="http://schemas.microsoft.com/office/drawing/2016/5/13/chartex" xmlns:cx8="http://schemas.microsoft.com/office/drawing/2016/5/14/chartex" xmlns:mc="http://schemas.openxmlformats.org/markup-compatibility/2006" xmlns:aink="http://schemas.microsoft.com/office/drawing/2016/ink" xmlns:am3d="http://schemas.microsoft.com/office/drawing/2017/model3d" xmlns:o="urn:schemas-microsoft-com:office:office" xmlns:oel="http://schemas.microsoft.com/office/2019/extlst" xmlns:r="http://schemas.openxmlformats.org/officeDocument/2006/relationships" xmlns:m="http://schemas.openxmlformats.org/officeDocument/2006/math" xmlns:v="urn:schemas-microsoft-com:vml" xmlns:wp14="http://schemas.microsoft.com/office/word/2010/wordprocessingDrawing" xmlns:wp="http://schemas.openxmlformats.org/drawingml/2006/wordprocessingDrawing" xmlns:w10="urn:schemas-microsoft-com:office:word" xmlns:w="http://schemas.openxmlformats.org/wordprocessingml/2006/main" xmlns:w14="http://schemas.microsoft.com/office/word/2010/wordml" xmlns:w15="http://schemas.microsoft.com/office/word/2012/wordml" xmlns:w16cex="http://schemas.microsoft.com/office/word/2018/wordml/cex" xmlns:w16cid="http://schemas.microsoft.com/office/word/2016/wordml/cid" xmlns:w16="http://schemas.microsoft.com/office/word/2018/wordml" xmlns:w16du="http://schemas.microsoft.com/office/word/2023/wordml/word16du" xmlns:w16sdtdh="http://schemas.microsoft.com/office/word/2020/wordml/sdtdatahash" xmlns:w16se="http://schemas.microsoft.com/office/word/2015/wordml/symex" xmlns:wpg="http://schemas.microsoft.com/office/word/2010/wordprocessingGroup" xmlns:wpi="http://schemas.microsoft.com/office/word/2010/wordprocessingInk" xmlns:wne="http://schemas.microsoft.com/office/word/2006/wordml" xmlns:wps="http://schemas.microsoft.com/office/word/2010/wordprocessingShape" mc:Ignorable="w14 w15 w16se w16cid w16 w16cex w16sdtdh w16du wp14">
+<w:hdr xmlns:wpc="http://schemas.microsoft.com/office/word/2010/wordprocessingCanvas" xmlns:cx="http://schemas.microsoft.com/office/drawing/2014/chartex" xmlns:cx1="http://schemas.microsoft.com/office/drawing/2015/9/8/chartex" xmlns:cx2="http://schemas.microsoft.com/office/drawing/2015/10/21/chartex" xmlns:cx3="http://schemas.microsoft.com/office/drawing/2016/5/9/chartex" xmlns:cx4="http://schemas.microsoft.com/office/drawing/2016/5/10/chartex" xmlns:cx5="http://schemas.microsoft.com/office/drawing/2016/5/11/chartex" xmlns:cx6="http://schemas.microsoft.com/office/drawing/2016/5/12/chartex" xmlns:cx7="http://schemas.microsoft.com/office/drawing/2016/5/13/chartex" xmlns:cx8="http://schemas.microsoft.com/office/drawing/2016/5/14/chartex" xmlns:mc="http://schemas.openxmlformats.org/markup-compatibility/2006" xmlns:aink="http://schemas.microsoft.com/office/drawing/2016/ink" xmlns:am3d="http://schemas.microsoft.com/office/drawing/2017/model3d" xmlns:o="urn:schemas-microsoft-com:office:office" xmlns:oel="http://schemas.microsoft.com/office/2019/extlst" xmlns:r="http://schemas.openxmlformats.org/officeDocument/2006/relationships" xmlns:m="http://schemas.openxmlformats.org/officeDocument/2006/math" xmlns:v="urn:schemas-microsoft-com:vml" xmlns:wp14="http://schemas.microsoft.com/office/word/2010/wordprocessingDrawing" xmlns:wp="http://schemas.openxmlformats.org/drawingml/2006/wordprocessingDrawing" xmlns:w10="urn:schemas-microsoft-com:office:word" xmlns:w="http://schemas.openxmlformats.org/wordprocessingml/2006/main" xmlns:w14="http://schemas.microsoft.com/office/word/2010/wordml" xmlns:w15="http://schemas.microsoft.com/office/word/2012/wordml" xmlns:w16cex="http://schemas.microsoft.com/office/word/2018/wordml/cex" xmlns:w16cid="http://schemas.microsoft.com/office/word/2016/wordml/cid" xmlns:w16="http://schemas.microsoft.com/office/word/2018/wordml" xmlns:w16du="http://schemas.microsoft.com/office/word/2023/wordml/word16du" xmlns:w16sdtdh="http://schemas.microsoft.com/office/word/2020/wordml/sdtdatahash" xmlns:w16sdtfl="http://schemas.microsoft.com/office/word/2024/wordml/sdtformatlock" xmlns:w16se="http://schemas.microsoft.com/office/word/2015/wordml/symex" xmlns:wpg="http://schemas.microsoft.com/office/word/2010/wordprocessingGroup" xmlns:wpi="http://schemas.microsoft.com/office/word/2010/wordprocessingInk" xmlns:wne="http://schemas.microsoft.com/office/word/2006/wordml" xmlns:wps="http://schemas.microsoft.com/office/word/2010/wordprocessingShape" mc:Ignorable="w14 w15 w16se w16cid w16 w16cex w16sdtdh w16sdtfl w16du wp14">
   <w:p>
     <w:pPr>
       <w:pStyle w:val="stBilgi"/>
@@ -6855,7 +6418,7 @@
 </file>
 
 <file path=word/numbering.xml><?xml version="1.0" encoding="utf-8"?>
-<w:numbering xmlns:wpc="http://schemas.microsoft.com/office/word/2010/wordprocessingCanvas" xmlns:cx="http://schemas.microsoft.com/office/drawing/2014/chartex" xmlns:cx1="http://schemas.microsoft.com/office/drawing/2015/9/8/chartex" xmlns:cx2="http://schemas.microsoft.com/office/drawing/2015/10/21/chartex" xmlns:cx3="http://schemas.microsoft.com/office/drawing/2016/5/9/chartex" xmlns:cx4="http://schemas.microsoft.com/office/drawing/2016/5/10/chartex" xmlns:cx5="http://schemas.microsoft.com/office/drawing/2016/5/11/chartex" xmlns:cx6="http://schemas.microsoft.com/office/drawing/2016/5/12/chartex" xmlns:cx7="http://schemas.microsoft.com/office/drawing/2016/5/13/chartex" xmlns:cx8="http://schemas.microsoft.com/office/drawing/2016/5/14/chartex" xmlns:mc="http://schemas.openxmlformats.org/markup-compatibility/2006" xmlns:aink="http://schemas.microsoft.com/office/drawing/2016/ink" xmlns:am3d="http://schemas.microsoft.com/office/drawing/2017/model3d" xmlns:o="urn:schemas-microsoft-com:office:office" xmlns:oel="http://schemas.microsoft.com/office/2019/extlst" xmlns:r="http://schemas.openxmlformats.org/officeDocument/2006/relationships" xmlns:m="http://schemas.openxmlformats.org/officeDocument/2006/math" xmlns:v="urn:schemas-microsoft-com:vml" xmlns:wp14="http://schemas.microsoft.com/office/word/2010/wordprocessingDrawing" xmlns:wp="http://schemas.openxmlformats.org/drawingml/2006/wordprocessingDrawing" xmlns:w10="urn:schemas-microsoft-com:office:word" xmlns:w="http://schemas.openxmlformats.org/wordprocessingml/2006/main" xmlns:w14="http://schemas.microsoft.com/office/word/2010/wordml" xmlns:w15="http://schemas.microsoft.com/office/word/2012/wordml" xmlns:w16cex="http://schemas.microsoft.com/office/word/2018/wordml/cex" xmlns:w16cid="http://schemas.microsoft.com/office/word/2016/wordml/cid" xmlns:w16="http://schemas.microsoft.com/office/word/2018/wordml" xmlns:w16du="http://schemas.microsoft.com/office/word/2023/wordml/word16du" xmlns:w16sdtdh="http://schemas.microsoft.com/office/word/2020/wordml/sdtdatahash" xmlns:w16se="http://schemas.microsoft.com/office/word/2015/wordml/symex" xmlns:wpg="http://schemas.microsoft.com/office/word/2010/wordprocessingGroup" xmlns:wpi="http://schemas.microsoft.com/office/word/2010/wordprocessingInk" xmlns:wne="http://schemas.microsoft.com/office/word/2006/wordml" xmlns:wps="http://schemas.microsoft.com/office/word/2010/wordprocessingShape" mc:Ignorable="w14 w15 w16se w16cid w16 w16cex w16sdtdh w16du wp14">
+<w:numbering xmlns:wpc="http://schemas.microsoft.com/office/word/2010/wordprocessingCanvas" xmlns:cx="http://schemas.microsoft.com/office/drawing/2014/chartex" xmlns:cx1="http://schemas.microsoft.com/office/drawing/2015/9/8/chartex" xmlns:cx2="http://schemas.microsoft.com/office/drawing/2015/10/21/chartex" xmlns:cx3="http://schemas.microsoft.com/office/drawing/2016/5/9/chartex" xmlns:cx4="http://schemas.microsoft.com/office/drawing/2016/5/10/chartex" xmlns:cx5="http://schemas.microsoft.com/office/drawing/2016/5/11/chartex" xmlns:cx6="http://schemas.microsoft.com/office/drawing/2016/5/12/chartex" xmlns:cx7="http://schemas.microsoft.com/office/drawing/2016/5/13/chartex" xmlns:cx8="http://schemas.microsoft.com/office/drawing/2016/5/14/chartex" xmlns:mc="http://schemas.openxmlformats.org/markup-compatibility/2006" xmlns:aink="http://schemas.microsoft.com/office/drawing/2016/ink" xmlns:am3d="http://schemas.microsoft.com/office/drawing/2017/model3d" xmlns:o="urn:schemas-microsoft-com:office:office" xmlns:oel="http://schemas.microsoft.com/office/2019/extlst" xmlns:r="http://schemas.openxmlformats.org/officeDocument/2006/relationships" xmlns:m="http://schemas.openxmlformats.org/officeDocument/2006/math" xmlns:v="urn:schemas-microsoft-com:vml" xmlns:wp14="http://schemas.microsoft.com/office/word/2010/wordprocessingDrawing" xmlns:wp="http://schemas.openxmlformats.org/drawingml/2006/wordprocessingDrawing" xmlns:w10="urn:schemas-microsoft-com:office:word" xmlns:w="http://schemas.openxmlformats.org/wordprocessingml/2006/main" xmlns:w14="http://schemas.microsoft.com/office/word/2010/wordml" xmlns:w15="http://schemas.microsoft.com/office/word/2012/wordml" xmlns:w16cex="http://schemas.microsoft.com/office/word/2018/wordml/cex" xmlns:w16cid="http://schemas.microsoft.com/office/word/2016/wordml/cid" xmlns:w16="http://schemas.microsoft.com/office/word/2018/wordml" xmlns:w16du="http://schemas.microsoft.com/office/word/2023/wordml/word16du" xmlns:w16sdtdh="http://schemas.microsoft.com/office/word/2020/wordml/sdtdatahash" xmlns:w16sdtfl="http://schemas.microsoft.com/office/word/2024/wordml/sdtformatlock" xmlns:w16se="http://schemas.microsoft.com/office/word/2015/wordml/symex" xmlns:wpg="http://schemas.microsoft.com/office/word/2010/wordprocessingGroup" xmlns:wpi="http://schemas.microsoft.com/office/word/2010/wordprocessingInk" xmlns:wne="http://schemas.microsoft.com/office/word/2006/wordml" xmlns:wps="http://schemas.microsoft.com/office/word/2010/wordprocessingShape" mc:Ignorable="w14 w15 w16se w16cid w16 w16cex w16sdtdh w16sdtfl w16du wp14">
   <w:abstractNum w:abstractNumId="0" w15:restartNumberingAfterBreak="0">
     <w:nsid w:val="0714319E"/>
     <w:multiLevelType w:val="hybridMultilevel"/>
@@ -7596,7 +7159,7 @@
 </file>
 
 <file path=word/styles.xml><?xml version="1.0" encoding="utf-8"?>
-<w:styles xmlns:mc="http://schemas.openxmlformats.org/markup-compatibility/2006" xmlns:r="http://schemas.openxmlformats.org/officeDocument/2006/relationships" xmlns:w="http://schemas.openxmlformats.org/wordprocessingml/2006/main" xmlns:w14="http://schemas.microsoft.com/office/word/2010/wordml" xmlns:w15="http://schemas.microsoft.com/office/word/2012/wordml" xmlns:w16cex="http://schemas.microsoft.com/office/word/2018/wordml/cex" xmlns:w16cid="http://schemas.microsoft.com/office/word/2016/wordml/cid" xmlns:w16="http://schemas.microsoft.com/office/word/2018/wordml" xmlns:w16du="http://schemas.microsoft.com/office/word/2023/wordml/word16du" xmlns:w16sdtdh="http://schemas.microsoft.com/office/word/2020/wordml/sdtdatahash" xmlns:w16se="http://schemas.microsoft.com/office/word/2015/wordml/symex" mc:Ignorable="w14 w15 w16se w16cid w16 w16cex w16sdtdh w16du">
+<w:styles xmlns:mc="http://schemas.openxmlformats.org/markup-compatibility/2006" xmlns:r="http://schemas.openxmlformats.org/officeDocument/2006/relationships" xmlns:w="http://schemas.openxmlformats.org/wordprocessingml/2006/main" xmlns:w14="http://schemas.microsoft.com/office/word/2010/wordml" xmlns:w15="http://schemas.microsoft.com/office/word/2012/wordml" xmlns:w16cex="http://schemas.microsoft.com/office/word/2018/wordml/cex" xmlns:w16cid="http://schemas.microsoft.com/office/word/2016/wordml/cid" xmlns:w16="http://schemas.microsoft.com/office/word/2018/wordml" xmlns:w16du="http://schemas.microsoft.com/office/word/2023/wordml/word16du" xmlns:w16sdtdh="http://schemas.microsoft.com/office/word/2020/wordml/sdtdatahash" xmlns:w16sdtfl="http://schemas.microsoft.com/office/word/2024/wordml/sdtformatlock" xmlns:w16se="http://schemas.microsoft.com/office/word/2015/wordml/symex" mc:Ignorable="w14 w15 w16se w16cid w16 w16cex w16sdtdh w16sdtfl w16du">
   <w:docDefaults>
     <w:rPrDefault>
       <w:rPr>

--- a/templates/şablonlar/2. Basınçlı Kaplar/Buhar Kazanı/FR7.2.17 Buhar Kazanı Muayene ve Ölçüm Raporu.docx
+++ b/templates/şablonlar/2. Basınçlı Kaplar/Buhar Kazanı/FR7.2.17 Buhar Kazanı Muayene ve Ölçüm Raporu.docx
@@ -5378,7 +5378,7 @@
               <w:sz w:val="16"/>
               <w:szCs w:val="18"/>
             </w:rPr>
-            <w:t xml:space="preserve">Fetih Mahallesi Aslanlı Kışla </w:t>
+            <w:t xml:space="preserve">Akabe Mahallesi Aslanlı Kışla </w:t>
           </w:r>
           <w:proofErr w:type="spellStart"/>
           <w:r>
